--- a/user_guide_ar.docx
+++ b/user_guide_ar.docx
@@ -4315,6 +4315,52 @@
     <w:p>
       <w:pPr>
         <w:pStyle w:val="Heading1"/>
+        <w:jc w:val="right"/>
+        <w:bidi w:val="1"/>
+      </w:pPr>
+      <w:r>
+        <w:t>تحديث الإصدار 3.8 — تبويب CAD-RCS (البصمة الرادارية لموديل ثلاثي الأبعاد مرفوع)</w:t>
+      </w:r>
+    </w:p>
+    <w:p>
+      <w:pPr>
+        <w:jc w:val="right"/>
+        <w:bidi w:val="1"/>
+      </w:pPr>
+      <w:r>
+        <w:t>جديد في الإصدار 3.8، ضمن مجموعة RCS ▾: ارفع موديل ثلاثي الأبعاد (ملف STEP أو STL — صاروخ، درون، قطعة قمر صناعي…) واحصل على مقطعه الراداري (RCS) الأحادي مقابل زاوية النظر بشكل تحليلي وفوري، وكم يقلّله طلاء ماص للرادار على كل جزء.</w:t>
+      </w:r>
+    </w:p>
+    <w:p>
+      <w:pPr>
+        <w:jc w:val="right"/>
+        <w:bidi w:val="1"/>
+      </w:pPr>
+      <w:r>
+        <w:t>كيف يشتغل: السطح آلاف المثلثات الصغيرة. البصريات الفيزيائية (PO) تعامل كل مثلث مضاء كأنه مرآة صغيرة وتجمع انعكاساتها بالأطوار الصحيحة (المجموع هو الصدى الراداري)؛ ونظرية الحيود الفيزيائية لأوفيمتسِف (PTD) تضيف حيود الحواف الحادة، عشان التقدير يظل منطقيًا عند الزوايا الواسعة والحافّة. الطلاء يضرب انعكاس السطح بمعامل الانعكاس من نفس فيزياء تبويب RL — فيخفّض الوميض المرآوي لكن ليس حيود الحواف.</w:t>
+      </w:r>
+    </w:p>
+    <w:p>
+      <w:pPr>
+        <w:jc w:val="right"/>
+        <w:bidi w:val="1"/>
+      </w:pPr>
+      <w:r>
+        <w:t>شو تسوي: افتح التبويب، ارفع الموديل (STL يُقرأ بالمتصفح ويشتغل بدون خادم؛ STEP يحتاج الجسر ويأتي مقسّمًا إلى أجزائه — صدّر تجميعة متعددة الأجسام لتفصيل كل جزء). اختر طلاءًا لكل جزء ثم اضغط Compute. تحصل على مخطط للوضوح الراداري مقابل الزاوية (معدن عارٍ مقابل مطلي)، وجدول لكل جزء، وعرض ثلاثي الأبعاد ملوّن حسب قوة الارتداد — مع شريط للزاوية وخيار لمشاهدة الطلاء يخفّت الأجزاء الساطعة. كل شيء يُصدّر CSV وmanifest وZIP.</w:t>
+      </w:r>
+    </w:p>
+    <w:p>
+      <w:pPr>
+        <w:jc w:val="right"/>
+        <w:bidi w:val="1"/>
+      </w:pPr>
+      <w:r>
+        <w:t>الحدود بصراحة: هذه الطريقة المعيارية للأهداف الكبيرة كهربياً التي لا يستوعبها الحل الموجي الكامل (مركبة كاملة تحتاج أكثر من مليار خلية FDTD). تلتقط الانعكاس المرآوي وحيود الحواف من الدرجة الأولى، ومُتحقّق منها مقابل صيغ الكتب ومقابل openEMS على لوح (الأمام خلال 0.15 dB، والزوايا الواسعة حوالي 3.5 dB، بينما PO لحاله يغلط لين 70 dB عند التماس). لا تحسب الانعكاسات المتعددة/التجاويف ولا الموجات الزاحفة ولا تظليل جزء لجزء آخر. للأجزاء الصغيرة اضغط “Verify a part on openEMS” للتحقق بالموجة الكاملة.</w:t>
+      </w:r>
+    </w:p>
+    <w:p>
+      <w:pPr>
+        <w:pStyle w:val="Heading1"/>
         <w:bidi/>
       </w:pPr>
       <w:r>

--- a/user_guide_ar.docx
+++ b/user_guide_ar.docx
@@ -4361,6 +4361,61 @@
     <w:p>
       <w:pPr>
         <w:pStyle w:val="Heading1"/>
+        <w:jc w:val="right"/>
+        <w:bidi w:val="1"/>
+      </w:pPr>
+      <w:r>
+        <w:t>تحديث الإصدار 3.8 — مكتبة المواد (بدل تبويب مقارنة التشغيلات)</w:t>
+      </w:r>
+    </w:p>
+    <w:p>
+      <w:pPr>
+        <w:jc w:val="right"/>
+        <w:bidi w:val="1"/>
+      </w:pPr>
+      <w:r>
+        <w:t>تبويب «مقارنة التشغيلات» القديم في مجموعة RCS ▾ (اللي كان يرسم تشغيلات openEMS المثبّتة) استُبدل بتبويب «مكتبة المواد»، لأن مقارنة الموادّ الماصّة المرشّحة هي السؤال اللي يجي فعليًا.</w:t>
+      </w:r>
+    </w:p>
+    <w:p>
+      <w:pPr>
+        <w:jc w:val="right"/>
+        <w:bidi w:val="1"/>
+      </w:pPr>
+      <w:r>
+        <w:t>طريقة الاستخدام: في تبويب فقد الانعكاس (RL) حمّل أو اكتب مادة، اضغط Compute reflection loss، ثم اضغط 📌 Pin material to library. هذا يحفظ النقطة المثالية للمادة — قيم ε/μ عند أعمق RL والسماكة اللي حققتها — بالإضافة إلى تشتّت ε/μ المقاس بالكامل إذا رفعت ملف مختبر. كرّرها لكل مادة مرشّحة.</w:t>
+      </w:r>
+    </w:p>
+    <w:p>
+      <w:pPr>
+        <w:jc w:val="right"/>
+        <w:bidi w:val="1"/>
+      </w:pPr>
+      <w:r>
+        <w:t>بعدها يرسم تبويب مكتبة المواد منحنى فقد الانعكاس لكل مادة محفوظة على مخطط واحد مع خط −10 dB، ويبيّن أي مادة هي الأعمق امتصاصًا وأيها الأوسع نطاقًا. والجدول يعرض ε/μ، والسماكة (قابلة للتعديل ويُعاد الحساب فورًا)، وأعمق RL وموضعه، وEAB (العرض المتّصل حيث RL ≤ −10 dB، أي امتصاص 90 % من الطاقة على الأقل)، وRL عند ترد تختاره، وخفض المقطع الراداري الناتج على سطح معدني مستوٍ (يساوي |RL| لأن الارتداد المطلي يتناسب مع |Γ|²). وتقدر تعدّل أو تحذف أو تصدّر ملفي CSV أو تفرّغ المكتبة.</w:t>
+      </w:r>
+    </w:p>
+    <w:p>
+      <w:pPr>
+        <w:jc w:val="right"/>
+        <w:bidi w:val="1"/>
+      </w:pPr>
+      <w:r>
+        <w:t>ونفس المكتبة تغذّي قوائم الطلاء لكل جزء في تبويب CAD-RCS، فأي مادة تثبّتها تنفع تطليها على جزء محدد من موديل ثلاثي الأبعاد مرفوع، مع خيار تطبيقها على كل الأجزاء.</w:t>
+      </w:r>
+    </w:p>
+    <w:p>
+      <w:pPr>
+        <w:jc w:val="right"/>
+        <w:bidi w:val="1"/>
+      </w:pPr>
+      <w:r>
+        <w:t>ملاحظة بصراحة: عمود Data يقول كيف أُنتج كل منحنى. «measured» تعني أن المادة تحمل تشتّت ε/μ الحقيقي من ملفك فالمنحنى دقيق؛ و«const ε/μ» تعني أنها ثُبّتت من قيم ثابتة تُثبَّت على كل النطاق — مقبولة قريب من ترد التثبيت وتصير تقريبية أكثر وأنت تبعد عنه، لأن الموادّ الحقيقية متشتّتة.</w:t>
+      </w:r>
+    </w:p>
+    <w:p>
+      <w:pPr>
+        <w:pStyle w:val="Heading1"/>
         <w:bidi/>
       </w:pPr>
       <w:r>

--- a/user_guide_ar.docx
+++ b/user_guide_ar.docx
@@ -4416,6 +4416,61 @@
     <w:p>
       <w:pPr>
         <w:pStyle w:val="Heading1"/>
+        <w:jc w:val="right"/>
+        <w:bidi w:val="1"/>
+      </w:pPr>
+      <w:r>
+        <w:t>تحديث الإصدار 3.8 — «كم يبدو أصغر للرادار؟» والتثبيت على الجوال/الآيباد</w:t>
+      </w:r>
+    </w:p>
+    <w:p>
+      <w:pPr>
+        <w:jc w:val="right"/>
+        <w:bidi w:val="1"/>
+      </w:pPr>
+      <w:r>
+        <w:t>كم يبدو أصغر للرادار؟ تبويب فقد الانعكاس وتبويب CAD-RCS يترجمان الآن فقد الانعكاس إلى أحجام تتخيّلها. الطلاء لا يصغّر الجسم؛ هو يقلّل الطاقة المرتدة، وهي الشيء الوحيد الذي يقيسه الرادار — فـ«أصغر» تعني «خافت مثل قطعة معدن عارية أصغر».</w:t>
+      </w:r>
+    </w:p>
+    <w:p>
+      <w:pPr>
+        <w:jc w:val="right"/>
+        <w:bidi w:val="1"/>
+      </w:pPr>
+      <w:r>
+        <w:t>تُعطى ثلاث قيم كلها من نفس معامل الانعكاس: الصدى المتبقّي = 10^(−R/10) نسبة الطاقة العارية التي لا تزال ترجع؛ وقُطر الكرة المكافئة = 10^(−R/20) وهي الكرة المعدنية التي تعطي نفس الصدى (مقطع الكرة يتناسب مع مربع الحجم) وهو المقياس المعياري المستقل عن الشكل للحجم الظاهري؛ ومدى الكشف = 10^(−R/40) من معادلة الرادار لأن أقصى مدى يتناسب مع الجذر الرابع للمقطع الراداري، وغالبًا هذه أهم قيمة عمليًا.</w:t>
+      </w:r>
+    </w:p>
+    <w:p>
+      <w:pPr>
+        <w:jc w:val="right"/>
+        <w:bidi w:val="1"/>
+      </w:pPr>
+      <w:r>
+        <w:t>وفي تبويب RL تحصل أيضًا، لكل مادة، على كم يجب أن يصغر نفس اللوح المستوي ليرتدّ بنفس الضعف (مقطع اللوح يتناسب مع الحجم للأس الرابع فتكون النسبة جذرًا رابعًا)، مع رسم لحدود اللوح الحقيقي مقابل اللوح المكافئ الأصغر.</w:t>
+      </w:r>
+    </w:p>
+    <w:p>
+      <w:pPr>
+        <w:jc w:val="right"/>
+        <w:bidi w:val="1"/>
+      </w:pPr>
+      <w:r>
+        <w:t>وفي تبويب CAD-RCS تظهر نفس القيم الثلاث للموديل المرفوع، بالإضافة إلى «نفس الشكل يصغر إلى»، وهي تُحلّ عدديًا على شبكتك بتحجيم كهرومغناطيسي مضبوط لا بصيغة مفترضة — فتتبع القانون الذي يطيعه شكلك فعلًا. أشّر «Show apparent size» تحت العرض الثلاثي الأبعاد لتشوف الموديل مرسومًا بذلك الحجم المصغّر مقابل طيف شفّاف لحجمه الحقيقي. وإذا طلع الجسم المكافئ أصغر من موجتين تقريبًا تنبّهك اللوحة أن ذلك الرقم إرشادي، لأن الموديل التقاربي يكون خارج نطاقه المريح؛ أما أرقام الصدى والكرة والمدى فهي صيغ مغلقة وغير متأثرة.</w:t>
+      </w:r>
+    </w:p>
+    <w:p>
+      <w:pPr>
+        <w:jc w:val="right"/>
+        <w:bidi w:val="1"/>
+      </w:pPr>
+      <w:r>
+        <w:t>التثبيت على الجوال أو الآيباد: الأداة الآن تطبيق ويب تقدّمي (PWA). افتح الرابط المشترك (HTTPS) على الجهاز واختر «إضافة إلى الشاشة الرئيسية» (آيفون/آيباد من قائمة المشاركة) أو «تثبيت التطبيق» (كروم أندرويد). بعدها يُفتح بكامل الشاشة وبأيقونة خاصة. كل التبويبات التحليلية تعمل على الجوال، وأزرار تشغيل openEMS تُنفَّذ على الحاسب المضيف. تُخزَّن واجهة التطبيق مؤقتًا فيبدأ بسرعة وتظل التبويبات التحليلية تعمل مع اتصال ضعيف، لكن طلبات الحل لا تُخزَّن أبدًا — فأي حل تطلقه من الجوال هو حل جديد فعلي.</w:t>
+      </w:r>
+    </w:p>
+    <w:p>
+      <w:pPr>
+        <w:pStyle w:val="Heading1"/>
         <w:bidi/>
       </w:pPr>
       <w:r>

--- a/user_guide_ar.docx
+++ b/user_guide_ar.docx
@@ -4470,6 +4470,24 @@
     </w:p>
     <w:p>
       <w:pPr>
+        <w:jc w:val="right"/>
+        <w:bidi w:val="1"/>
+      </w:pPr>
+      <w:r>
+        <w:t>تنقّل أصلي على الجوال: على الجوال أو التابلت (أي شاشة حتى ٨٢٠ بكسل عرضًا، مثبّتًا أو في المتصفح) يُستبدل صف القوائم المنسدلة الخاص بالكمبيوتر بالشريطين المستخدَمين في التطبيقات الأصلية: شريط علوي ثابت فيه زر القائمة واسم الصفحة التي أنت فيها، وشريط تبويبات سفلي ثابت للأقسام الأربعة — Waveguide وHorn وRCS وMore. الضغط على قسم يرفع لك لوحة بصفحاته. وإضافةً لذلك، السحب من الحافة اليسرى إلى اليمين — أو الضغط على زر القائمة — يفتح قائمة جانبية فيها كل صفحات الأداة مرتّبة بمجموعات والصفحة الحالية مؤشّرة. القائمة تتبع إصبعك وتفتح أو تنطبق تلقائيًا، وأي سحب يتبيّن أنه تمرير عمودي أو يبدأ على رسم بياني أو عرض ثلاثي الأبعاد أو منزلقة يُترك لصاحبه. تخطيط الكمبيوتر لم يتغيّر إطلاقًا.</w:t>
+      </w:r>
+    </w:p>
+    <w:p>
+      <w:pPr>
+        <w:jc w:val="right"/>
+        <w:bidi w:val="1"/>
+      </w:pPr>
+      <w:r>
+        <w:t>إذا ما ظهرت أيقونة الشاشة الرئيسية: نظام iOS يخزّن الأيقونة لحظة إضافة التطبيق ولكل عنوان أيقونة على حدة. بعد ما يسحب الحاسب المضيف آخر إصدار ويُعاد تشغيل الجسر، احذف الأيقونة القديمة من الشاشة الرئيسية، وافتح الرابط من جديد في Safari، وخلّ الصفحة تكمل تحميلها، ثم أضفها مرة ثانية من قائمة المشاركة.</w:t>
+      </w:r>
+    </w:p>
+    <w:p>
+      <w:pPr>
         <w:pStyle w:val="Heading1"/>
         <w:bidi/>
       </w:pPr>
@@ -4485,7 +4503,7 @@
         <w:bidi/>
       </w:pPr>
       <w:r>
-        <w:t>يطابق هذا الدليل إصدار البرنامج 3.6، ويُحدَّث ليواكب البرنامج: كلما أُضيفت ميزة أو تغيّرت، تُحدَّث هذه الوثيقة لتطابقها. مجموعة الميزات الحالية: Simulator تحليلي فوري؛ waveguide وhorn كاملا الموجة (openEMS) بستّ محاكاات مختارة تشمل الحقل البعيد؛ طلاءات متعدّدة الطبقات؛ Inverse design بأمثليّة Pareto وإرسال إلى openEMS؛ Measurement fit باستخراج الموصليّة؛ الحلقة المخبرية ذاتية المعايرة؛ فحوص Space survival (multipaction والتسخين في الفراغ)؛ جدول Compare؛ تبويب Physics مُوثَّق بالكامل؛ محرّر Materials؛ نوافذ معلومات لكل صفحة ورسم بالإنجليزية/العربية؛ تقرير التحقّق الذاتي؛ وتقرير فضاء المقايضة متعدّد النطاقات. وتتضمّن تبويبات Full-wave وHorn الآن مفتاح Field view للتبديل بين المجال الزمني والترددي (openEMS محرّك زمني FDTD؛ الأطياف تُشتقّ بتحويل فورييه)، ويجمع شريط التبويبات صفحات The physics وMaterials وInstructions وReferences تحت قائمة More.</w:t>
+        <w:t>يطابق هذا الدليل إصدار البرنامج 3.8، ويُحدَّث ليواكب البرنامج: كلما أُضيفت ميزة أو تغيّرت، تُحدَّث هذه الوثيقة لتطابقها. مجموعة الميزات الحالية: Simulator تحليلي فوري؛ waveguide وhorn كاملا الموجة (openEMS) بستّ محاكاات مختارة تشمل الحقل البعيد؛ طلاءات متعدّدة الطبقات؛ Inverse design بأمثليّة Pareto وإرسال إلى openEMS؛ Measurement fit باستخراج الموصليّة؛ الحلقة المخبرية ذاتية المعايرة؛ فحوص Space survival (multipaction والتسخين في الفراغ)؛ جدول Compare؛ تبويب Physics مُوثَّق بالكامل؛ محرّر Materials؛ نوافذ معلومات لكل صفحة ورسم بالإنجليزية/العربية؛ تقرير التحقّق الذاتي؛ وتقرير فضاء المقايضة متعدّد النطاقات. وتتضمّن تبويبات Full-wave وHorn الآن مفتاح Field view للتبديل بين المجال الزمني والترددي (openEMS محرّك زمني FDTD؛ الأطياف تُشتقّ بتحويل فورييه)، ويجمع شريط التبويبات صفحات The physics وMaterials وInstructions وReferences تحت قائمة More.</w:t>
       </w:r>
       <w:r>
         <w:rPr>

--- a/user_guide_ar.docx
+++ b/user_guide_ar.docx
@@ -4488,6 +4488,33 @@
     </w:p>
     <w:p>
       <w:pPr>
+        <w:jc w:val="right"/>
+        <w:bidi w:val="1"/>
+      </w:pPr>
+      <w:r>
+        <w:t>تحسينات موثوقية: بحث منهجي كشف مجموعة أخطاء كانت تُظهر أرقام تشغيل سابق تحت اسم تشغيل لاحق. أوضحها أن رسوم الحقل المتحركة ما كانت تتحدّث بعد التشغيل الثاني. صارت تُنشر بصيغة ثانية أصغر بكثير (حوالي تسعة عشر ضعفًا أصغر لنفس الإطارات)، ويُفرَّغ الرسم لحظة ضغط Run، ولا يُعرض إلا محتوى تم تحميله فعلًا — ورسالة واضحة إن تعذّر. وكذلك: تبويب المجال الكامل ما صار يحتفظ برسم أو ملخّص من تشغيل لم ينتجه؛ وتبويب الهورن ما يعيد تشغيل حركة قديمة عند طلب عرض النطاق الترددي؛ وسجل التشغيل (manifest) يوثّق إعدادات الشبكة والترددات التي استُخدمت فعلًا؛ والمسح الدفعي يذكر النقاط الفاشلة وسببها؛ وشريط التقدّم ما يبدأ من نسبة التشغيل السابق.</w:t>
+      </w:r>
+    </w:p>
+    <w:p>
+      <w:pPr>
+        <w:jc w:val="right"/>
+        <w:bidi w:val="1"/>
+      </w:pPr>
+      <w:r>
+        <w:t>صراحة بخصوص نطاق الترددات: إذا طلبت فقد انعكاس أو سماكة مثالية أو مقارنة خارج الترددات التي قِيست فيها مادتك، تخبرك الأداة بذلك الآن. سابقًا كانت تُثبّت ε وμ عند أقرب حد مقيس — وهذا مقبول بحد ذاته — لكنها تعرض النتيجة كأنها بيانات مقيسة، وفي موضعين كانت تستخدم تردد الحد بينما تكتب التردد الذي طلبته. صارت النتائج خارج النطاق مُعلَّمة كاستقراء، وتفقد أي حكم «يمتص ٩٠٪»، وفي تبويب مكتبة المواد يُرسم الجزء المستقرأ متقطّعًا ويُستثنى من العنوان وعرض النطاق وعمود التردد الهدف. والموادّ المُدخلة بقيم ثابتة تنطبق على كل النطاق ولا تتأثر.</w:t>
+      </w:r>
+    </w:p>
+    <w:p>
+      <w:pPr>
+        <w:jc w:val="right"/>
+        <w:bidi w:val="1"/>
+      </w:pPr>
+      <w:r>
+        <w:t>إصلاحات على الجوال: كان مُحدِّد المحاكاات مقصوصًا فتظهر واحدة من ثمانية فقط ولا يمكن التمرير للباقي — صار يضبط حجمه على المساحة فوق شريط التبويبات. وكانت اللوحة السفلية تُرسم فوق شريط التبويبات فتهبط النقرة على صفحة خطأ. وعرض الآيباد الرأسي كان يفقد قواعد المنزلقة الكبيرة وحجم النص، فكانت المنزلقات بسماكة شعرة والتركيز على حقل يُكبّر الصفحة. ولوحة تفاصيل المقارنة كانت تبقى فوق تبويب غير مرتبط وقد يقع عنوانها تحت النتوء. كلها مُصلحة، وتخطيط الكمبيوتر لم يتغيّر.</w:t>
+      </w:r>
+    </w:p>
+    <w:p>
+      <w:pPr>
         <w:pStyle w:val="Heading1"/>
         <w:bidi/>
       </w:pPr>

--- a/user_guide_ar.docx
+++ b/user_guide_ar.docx
@@ -4515,6 +4515,33 @@
     </w:p>
     <w:p>
       <w:pPr>
+        <w:jc w:val="right"/>
+        <w:bidi w:val="1"/>
+      </w:pPr>
+      <w:r>
+        <w:t>تحسين الشكل (جديد): تبويب CAD-RCS صار يبحث في الشكل نفسه عن بصمة رادارية أقل، لا في الطلاء فقط. تختار اتجاه الرادار الذي يهمّك فيطبّق تشويهات حقيقية على الموديل المرفوع — تحديد المقدّمة، تنحيف الجسم، تفليط المقطع، سحب الأجنحة للخلف، إمالة الزعانف — ويعيد الحل لكل مرشّح بنفس الفيزياء المستخدمة في بقية الأداة، ويذكر ما تكسبه كل خطوة بالديسيبل. ثم يجمع أفضل التغييرات ويعطيك الوصفة مع سبب كل خطوة. كل مرشّح يحافظ على الطول الكلي، ويُذكر ثمنه في الحجم والقطر، فلا يفوز أحد بتصغير المركبة خفية. يمكنك تطبيق الفائز أو التراجع عنه أو تنزيله كملف STL لتعيده إلى برنامج التصميم. على مثال الصاروخ المرفق يجد ١٤٫٥ ديسيبل في قطاع أمامي ٦٠ درجة، وعلى الجنيح الشبحي يجد ٣٤٫٥ ديسيبل.</w:t>
+      </w:r>
+    </w:p>
+    <w:p>
+      <w:pPr>
+        <w:jc w:val="right"/>
+        <w:bidi w:val="1"/>
+      </w:pPr>
+      <w:r>
+        <w:t>رفّ واحد للموادّ: الموادّ التي تثبّتها في تبويب فقد الانعكاس هي القائمة الوحيدة التي يعرضها محدّد الطلاء في تبويب RCS (openEMS)، وكل صندوق مادة مطليّة في تبويب فقد الانعكاس يستطيع تحميل أيّ منها مباشرة. وعند التثبيت تحدّد إن كانت طلاءً على معدن أو كتلة صلبة، ويظهر ذلك في كل موضع يُذكر فيه اسم المادة. و«تطبيق على الكل» في تبويب CAD يعرض قيم المادة لتعديلها قبل كتابتها على كل الأجزاء — تغيّر السماكة مرة واحدة بدل كل صف — وتعديلاتك لا تغيّر المدخل المحفوظ في المكتبة.</w:t>
+      </w:r>
+    </w:p>
+    <w:p>
+      <w:pPr>
+        <w:jc w:val="right"/>
+        <w:bidi w:val="1"/>
+      </w:pPr>
+      <w:r>
+        <w:t>أسهل في الاستخدام: كل أزرار التشغيل والحساب والتنزيل صارت خضراء واضحة، وزر حساب CAD يطفو على حافة الشاشة ليبقى في المتناول في صفحة نتائج طويلة. وعلى الجوال تنطوي المقدّمة الطويلة إلى العنوان بعد أول تنقّل، مع زر لإرجاعها، فلا تُدفع الأدوات أسفل شاشة ونصف. وقائمة RCS اسمها الآن RCS + RL، وتبويبا المسح صار كل منهما مسمّى بما يفعله، و«المواد» موجود في قائمتي Waveguide وHorn. وأُضيفت ثلاثة أمثلة دفاعية، منها زاوية ٩٠ درجة تقلّل الأداة تقديرها عمدًا — موجودة لتشوف بنفسك حدّ «لا انعكاسات متعددة».</w:t>
+      </w:r>
+    </w:p>
+    <w:p>
+      <w:pPr>
         <w:pStyle w:val="Heading1"/>
         <w:bidi/>
       </w:pPr>

--- a/user_guide_ar.docx
+++ b/user_guide_ar.docx
@@ -4542,6 +4542,42 @@
     </w:p>
     <w:p>
       <w:pPr>
+        <w:jc w:val="right"/>
+        <w:bidi w:val="1"/>
+      </w:pPr>
+      <w:r>
+        <w:t>فحص صلاحية الأشكال المقترحة (جديد في 4.0): كل شكل مرشّح يجرّبه البحث يُفحَص قبل أن يُقيَّم، ويُستبعَد إن لم يكن جسماً حقيقياً: إذا طوى السطح على نفسه، أو سحق المثلثات حتى تسطّحت، أو خسر حجماً داخلياً أكثر مما تسمح به، أو تضخّم، أو غيّر المساحة الخارجية بما لا يُعقل، أو سطّح جزءاً إلى أقل من ثلث أحد أبعاده، أو دفع زعنفة أو جناحاً داخل جسم الطائرة. تظهر المرفوضات تحت جدول النتائج، وكل واحدة تسمّي التغيير والقيمة والجزء المعني — اضغط «show why» لقراءتها. سطر الحالة يخبرك بعددها، فترى إن كانت قيودك ضيّقة أكثر من اللازم. وميزانية الحجم التي تحدّدها تُقاس مقابل موديلك الأصلي، لا مقابل المرحلة السابقة، فالتغيير المسموح منفرداً قد يُرفَض بعد أن يدخل تغيير أسبق في الوصفة. ارفع «Volume you can afford to lose» إذا أردت أن يتوسّع البحث أكثر.</w:t>
+      </w:r>
+    </w:p>
+    <w:p>
+      <w:pPr>
+        <w:jc w:val="right"/>
+        <w:bidi w:val="1"/>
+      </w:pPr>
+      <w:r>
+        <w:t>ما لا يغطّيه هذا الفحص: هو فحص للهندسة الشكلية فقط. لا يخبرك إن كان الشكل سيطير، أو سيحمل أحماله، أو سيتّسع لمحتوياته، أو سيبقى قابلاً للتحكّم، أو سينجو من الحرارة، أو سيكون قابلاً للتصنيع. اعتبر الشكل الفائز اتجاهاً يستحق أن تأخذه إلى زملائك في الأيروديناميكا والإنشاء، لا تصميماً نهائياً. واللوحة تقول ذلك أيضاً.</w:t>
+      </w:r>
+    </w:p>
+    <w:p>
+      <w:pPr>
+        <w:jc w:val="right"/>
+        <w:bidi w:val="1"/>
+      </w:pPr>
+      <w:r>
+        <w:t>صورة GIF دوّارة وعرض ثلاثي الأبعاد تفاعلي (جديد في 4.0): الزر الأخضر «Rotating GIF» في تبويب CAD-RCS يسجّل دورة كاملة للموديل الملوّن كصورة GIF متحركة تضعها مباشرة في شريحة أو تقرير، وتعمل في أي مكان بلا تثبيت شيء. وملف التنزيل الشامل يحتوي أيضاً model_3D_rotating.html، ملفاً واحداً يدور من تلقاء نفسه ويتيح لك السحب يميناً ويساراً لتدوير الموديل بيدك، أو إيقافه بالزر. كل شيء مُدمَج في ذلك الملف، فيعمل دون اتصال بالإنترنت.</w:t>
+      </w:r>
+    </w:p>
+    <w:p>
+      <w:pPr>
+        <w:jc w:val="right"/>
+        <w:bidi w:val="1"/>
+      </w:pPr>
+      <w:r>
+        <w:t>الأجسام الصلبة لم تعد تعرض طلاءات (جديد في 4.0): في تبويب RCS (openEMS) صارت قائمة الموادّ تطابق البنية التي اخترتها. «Metal + coating» يعرض فقط الموادّ التي ثبّتها كطلاءات؛ و«Solid material» يعرض فقط ما ثبّتته كأجسام صلبة؛ و«Bare metal (PEC)» لا يحتاج مادة إطلاقاً. وهذا تمييز فيزيائي لا تنظيمي: فقد انعكاس الطلاء يُقاس ومعدنٌ خلفه، وهذا سبب عمل الماصّ، فاستخدام طبقة رقيقة ككتلة صلبة يعني سؤالاً مختلفاً. وإن بدت القائمة فارغة فلم يُثبَّت شيء لتلك البنية بعد — ثبّت واحدة في تبويب فقد الانعكاس واختر النوع الصحيح هناك، أو اكتب القيم تحت «Custom material».</w:t>
+      </w:r>
+    </w:p>
+    <w:p>
+      <w:pPr>
         <w:pStyle w:val="Heading1"/>
         <w:bidi/>
       </w:pPr>
@@ -4557,7 +4593,7 @@
         <w:bidi/>
       </w:pPr>
       <w:r>
-        <w:t>يطابق هذا الدليل إصدار البرنامج 3.8، ويُحدَّث ليواكب البرنامج: كلما أُضيفت ميزة أو تغيّرت، تُحدَّث هذه الوثيقة لتطابقها. مجموعة الميزات الحالية: Simulator تحليلي فوري؛ waveguide وhorn كاملا الموجة (openEMS) بستّ محاكاات مختارة تشمل الحقل البعيد؛ طلاءات متعدّدة الطبقات؛ Inverse design بأمثليّة Pareto وإرسال إلى openEMS؛ Measurement fit باستخراج الموصليّة؛ الحلقة المخبرية ذاتية المعايرة؛ فحوص Space survival (multipaction والتسخين في الفراغ)؛ جدول Compare؛ تبويب Physics مُوثَّق بالكامل؛ محرّر Materials؛ نوافذ معلومات لكل صفحة ورسم بالإنجليزية/العربية؛ تقرير التحقّق الذاتي؛ وتقرير فضاء المقايضة متعدّد النطاقات. وتتضمّن تبويبات Full-wave وHorn الآن مفتاح Field view للتبديل بين المجال الزمني والترددي (openEMS محرّك زمني FDTD؛ الأطياف تُشتقّ بتحويل فورييه)، ويجمع شريط التبويبات صفحات The physics وMaterials وInstructions وReferences تحت قائمة More.</w:t>
+        <w:t>يطابق هذا الدليل إصدار البرنامج 4.0، ويُحدَّث ليواكب البرنامج: كلما أُضيفت ميزة أو تغيّرت، تُحدَّث هذه الوثيقة لتطابقها. مجموعة الميزات الحالية: Simulator تحليلي فوري؛ waveguide وhorn كاملا الموجة (openEMS) بستّ محاكاات مختارة تشمل الحقل البعيد؛ طلاءات متعدّدة الطبقات؛ Inverse design بأمثليّة Pareto وإرسال إلى openEMS؛ Measurement fit باستخراج الموصليّة؛ الحلقة المخبرية ذاتية المعايرة؛ فحوص Space survival (multipaction والتسخين في الفراغ)؛ جدول Compare؛ تبويب Physics مُوثَّق بالكامل؛ محرّر Materials؛ نوافذ معلومات لكل صفحة ورسم بالإنجليزية/العربية؛ تقرير التحقّق الذاتي؛ وتقرير فضاء المقايضة متعدّد النطاقات. وتتضمّن تبويبات Full-wave وHorn الآن مفتاح Field view للتبديل بين المجال الزمني والترددي (openEMS محرّك زمني FDTD؛ الأطياف تُشتقّ بتحويل فورييه)، ويجمع شريط التبويبات صفحات The physics وMaterials وInstructions وReferences تحت قائمة More.</w:t>
       </w:r>
       <w:r>
         <w:rPr>

--- a/user_guide_ar.docx
+++ b/user_guide_ar.docx
@@ -4578,6 +4578,192 @@
     </w:p>
     <w:p>
       <w:pPr>
+        <w:jc w:val="right"/>
+        <w:bidi w:val="1"/>
+      </w:pPr>
+      <w:r>
+        <w:t>تصحيح المخرجات الدوّارة (4.0): كانت صورة GIF الدوّارة والصفحة التفاعلية تعرضان جسماً ثابتاً — إذ كان التسجيل يعيد تلوين الموديل عند كل زاوية نظر لكنه لا يدوّره أبداً. صار الاثنان يدوّران الهندسة نفسها دورة كاملة. ويُمدّ الموديل على أطول بُعد له حتى لا يُقتطع عند الحواف، ويُحسَب التأطير من مجال رؤية الكاميرا بدل التقدير، ويُصدَّر كل ملف بالحجم نفسه فيظهر متماثلاً على أي جهاز، وتُفتَّح ظلال الأسطح المُوَلّية عن الرادار حتى تبقى مرئية طول الدورة. والألوان هي مساهمة الصدى عند أسوأ زاوية نظر وتنتمي إلى السطح، فتدور معه.</w:t>
+      </w:r>
+    </w:p>
+    <w:p>
+      <w:pPr>
+        <w:jc w:val="right"/>
+        <w:bidi w:val="1"/>
+      </w:pPr>
+      <w:r>
+        <w:t>صياغة أوضح في كل مكان: مرّت مراجعتان على كل رسالة يعرضها البرنامج. الرسائل التي كانت تقول «see console» صارت تسمّي ما فشل وأين السجل الحقيقي — فوحدة تحكّم المتصفّح لا يمكن فتحها إطلاقاً عند تثبيت الأداة كتطبيق على الهاتف أو الآيباد. وصفحتان كانتا تطلبان منك تشغيل الحلّال والحلّال نفسه يخدم الصفحة، صارتا تتحقّقان وتقولان ما هو صحيح فعلاً. وحُذفت كلمة «دقيق» من خمسة أوصاف لطريقة تقريبية عند الزوايا المائلة. وتسمية المادة لم تعد تفتح نافذة تطلب شيئاً كتبته سابقاً. وصارت التعليمات المكتوبة تغطّي الصفحات الإحدى والعشرين كلها بدل عشر، مع طريقة الإعداد الصحيحة.</w:t>
+      </w:r>
+    </w:p>
+    <w:p>
+      <w:pPr>
+        <w:jc w:val="right"/>
+        <w:bidi w:val="1"/>
+      </w:pPr>
+      <w:r>
+        <w:t>ما يُنتجه الحلّال الكامل: الأشكال الثلاثة أدناه مخرجات غير معدّلة من تشغيلات حقيقية، بالحجم الذي تحفظه الأداة.</w:t>
+      </w:r>
+    </w:p>
+    <w:p>
+      <w:pPr>
+        <w:jc w:val="center"/>
+        <w:bidi w:val="1"/>
+      </w:pPr>
+      <w:r>
+        <w:drawing>
+          <wp:inline xmlns:a="http://schemas.openxmlformats.org/drawingml/2006/main" xmlns:pic="http://schemas.openxmlformats.org/drawingml/2006/picture">
+            <wp:extent cx="5760720" cy="1911512"/>
+            <wp:docPr id="1" name="Picture 1"/>
+            <wp:cNvGraphicFramePr>
+              <a:graphicFrameLocks noChangeAspect="1"/>
+            </wp:cNvGraphicFramePr>
+            <a:graphic>
+              <a:graphicData uri="http://schemas.openxmlformats.org/drawingml/2006/picture">
+                <pic:pic>
+                  <pic:nvPicPr>
+                    <pic:cNvPr id="0" name="fig_waveguide_field.png"/>
+                    <pic:cNvPicPr/>
+                  </pic:nvPicPr>
+                  <pic:blipFill>
+                    <a:blip r:embed="rId9"/>
+                    <a:stretch>
+                      <a:fillRect/>
+                    </a:stretch>
+                  </pic:blipFill>
+                  <pic:spPr>
+                    <a:xfrm>
+                      <a:off x="0" y="0"/>
+                      <a:ext cx="5760720" cy="1911512"/>
+                    </a:xfrm>
+                    <a:prstGeom prst="rect"/>
+                  </pic:spPr>
+                </pic:pic>
+              </a:graphicData>
+            </a:graphic>
+          </wp:inline>
+        </w:drawing>
+      </w:r>
+    </w:p>
+    <w:p>
+      <w:pPr>
+        <w:jc w:val="center"/>
+        <w:bidi w:val="1"/>
+      </w:pPr>
+      <w:r>
+        <w:rPr>
+          <w:i/>
+          <w:sz w:val="18"/>
+        </w:rPr>
+        <w:t>موجة موجَّهة داخل دليل موجي خفيف مطلي (نطاق X). الساطع إشارة محمولة؛ والبهتان قرب الجدران قدرة مفقودة فيها.</w:t>
+      </w:r>
+    </w:p>
+    <w:p>
+      <w:pPr>
+        <w:jc w:val="center"/>
+        <w:bidi w:val="1"/>
+      </w:pPr>
+      <w:r>
+        <w:drawing>
+          <wp:inline xmlns:a="http://schemas.openxmlformats.org/drawingml/2006/main" xmlns:pic="http://schemas.openxmlformats.org/drawingml/2006/picture">
+            <wp:extent cx="5394960" cy="2551670"/>
+            <wp:docPr id="2" name="Picture 2"/>
+            <wp:cNvGraphicFramePr>
+              <a:graphicFrameLocks noChangeAspect="1"/>
+            </wp:cNvGraphicFramePr>
+            <a:graphic>
+              <a:graphicData uri="http://schemas.openxmlformats.org/drawingml/2006/picture">
+                <pic:pic>
+                  <pic:nvPicPr>
+                    <pic:cNvPr id="0" name="fig_horn_field.png"/>
+                    <pic:cNvPicPr/>
+                  </pic:nvPicPr>
+                  <pic:blipFill>
+                    <a:blip r:embed="rId10"/>
+                    <a:stretch>
+                      <a:fillRect/>
+                    </a:stretch>
+                  </pic:blipFill>
+                  <pic:spPr>
+                    <a:xfrm>
+                      <a:off x="0" y="0"/>
+                      <a:ext cx="5394960" cy="2551670"/>
+                    </a:xfrm>
+                    <a:prstGeom prst="rect"/>
+                  </pic:spPr>
+                </pic:pic>
+              </a:graphicData>
+            </a:graphic>
+          </wp:inline>
+        </w:drawing>
+      </w:r>
+    </w:p>
+    <w:p>
+      <w:pPr>
+        <w:jc w:val="center"/>
+        <w:bidi w:val="1"/>
+      </w:pPr>
+      <w:r>
+        <w:rPr>
+          <w:i/>
+          <w:sz w:val="18"/>
+        </w:rPr>
+        <w:t>بوق هوائي بمقياس ديسيبل. تدخل الإشارة من التغذية الضيّقة يساراً، وتتوسّع عبر التوسّع، وتخرج من الفتحة كجبهات موجية منحنية — وهذا هو الشعاع.</w:t>
+      </w:r>
+    </w:p>
+    <w:p>
+      <w:pPr>
+        <w:jc w:val="center"/>
+        <w:bidi w:val="1"/>
+      </w:pPr>
+      <w:r>
+        <w:drawing>
+          <wp:inline xmlns:a="http://schemas.openxmlformats.org/drawingml/2006/main" xmlns:pic="http://schemas.openxmlformats.org/drawingml/2006/picture">
+            <wp:extent cx="3840480" cy="2886179"/>
+            <wp:docPr id="3" name="Picture 3"/>
+            <wp:cNvGraphicFramePr>
+              <a:graphicFrameLocks noChangeAspect="1"/>
+            </wp:cNvGraphicFramePr>
+            <a:graphic>
+              <a:graphicData uri="http://schemas.openxmlformats.org/drawingml/2006/picture">
+                <pic:pic>
+                  <pic:nvPicPr>
+                    <pic:cNvPr id="0" name="fig_rcs_field.png"/>
+                    <pic:cNvPicPr/>
+                  </pic:nvPicPr>
+                  <pic:blipFill>
+                    <a:blip r:embed="rId11"/>
+                    <a:stretch>
+                      <a:fillRect/>
+                    </a:stretch>
+                  </pic:blipFill>
+                  <pic:spPr>
+                    <a:xfrm>
+                      <a:off x="0" y="0"/>
+                      <a:ext cx="3840480" cy="2886179"/>
+                    </a:xfrm>
+                    <a:prstGeom prst="rect"/>
+                  </pic:spPr>
+                </pic:pic>
+              </a:graphicData>
+            </a:graphic>
+          </wp:inline>
+        </w:drawing>
+      </w:r>
+    </w:p>
+    <w:p>
+      <w:pPr>
+        <w:jc w:val="center"/>
+        <w:bidi w:val="1"/>
+      </w:pPr>
+      <w:r>
+        <w:rPr>
+          <w:i/>
+          <w:sz w:val="18"/>
+        </w:rPr>
+        <w:t>رادار يصيب كرة مطلية. ترى الموجة تتراكم أمامها، والظلّ الهادئ خلفها، والفصّ المرتدّ نحو الرادار — وهذا الفصّ العائد هو ما يحاول الطلاء إزالته.</w:t>
+      </w:r>
+    </w:p>
+    <w:p>
+      <w:pPr>
         <w:pStyle w:val="Heading1"/>
         <w:bidi/>
       </w:pPr>

--- a/user_guide_ar.docx
+++ b/user_guide_ar.docx
@@ -33,7 +33,7 @@
         <w:rPr>
           <w:i/>
         </w:rPr>
-        <w:t>دليل المستخدم الكامل — الإصدار 3.6</w:t>
+        <w:t>دليل المستخدم الكامل — الإصدار 4.0</w:t>
       </w:r>
     </w:p>
     <w:p>
@@ -92,7 +92,7 @@
         <w:rPr>
           <w:color w:val="0B6E54"/>
         </w:rPr>
-        <w:t>الجديد في الإصدار 3.4</w:t>
+        <w:t>الجديد في الإصدار 4.0</w:t>
       </w:r>
     </w:p>
     <w:p>
@@ -100,7 +100,7 @@
         <w:bidi/>
       </w:pPr>
       <w:r>
-        <w:t>الإصدار 3.4 يركّز على تحسين الشكل والوضوح. ما تغيّر شي في الفيزياء ولا في الأرقام — كل قيمة لا تزال موثّقة بمصدر في تبويب References. أبرز التغييرات:</w:t>
+        <w:t>الإصدار 4.0 يوسّع الأداة من أدلة الموجات وحدها إلى أربعة مجالات في سير عمل واحد، ويشدّ ما كان موجوداً أصلاً. الفيزياء ما تغيّرت، وكل قيمة لا تزال موثّقة بمصدر في تبويب References. أبرز ما فيه:</w:t>
       </w:r>
     </w:p>
     <w:p>
@@ -109,7 +109,13 @@
         <w:bidi/>
       </w:pPr>
       <w:r>
-        <w:t xml:space="preserve">هندسة الهورن التفاعلية ثلاثية الأبعاد — نتائج تبويب الهورن صارت تعرض نفس النموذج التفاعلي (WebGL) اللي يفتحه زر Preview (اسحب للتدوير، مرّر للتكبير)، بدل الصورة الثابتة القديمة.</w:t>
+        <w:rPr>
+          <w:b/>
+        </w:rPr>
+        <w:t>أربعة مجالات في ٢١ صفحة</w:t>
+      </w:r>
+      <w:r>
+        <w:t xml:space="preserve"> — أدلة الموجات، وهوائيات الهورن، وفقد الانعكاس من قياسات ε/μ الحقيقية، والمقطع الراداري لموديل ثلاثي الأبعاد ترفعه بنفسك — مجموعة في قوائم Waveguide و Horn و RCS + RL و Learn.</w:t>
       </w:r>
     </w:p>
     <w:p>
@@ -118,7 +124,13 @@
         <w:bidi/>
       </w:pPr>
       <w:r>
-        <w:t xml:space="preserve">أزرار مقسّمة (segmented) — الـ Band والـ Ports و Field view في تبويبَي openEMS صارت أزرار بضغطة وحدة داخل لوحة Configuration مرتّبة ومحاذاة، وأزرار Preview و Run في شريط إجراءات خاص.</w:t>
+        <w:rPr>
+          <w:b/>
+        </w:rPr>
+        <w:t>فقد الانعكاس من ملفك المخبري</w:t>
+      </w:r>
+      <w:r>
+        <w:t xml:space="preserve"> — ارفع مخرَج جهاز VNA الخام (CSV أو نص أو Excel) وتحصل على فقد الانعكاس لكل سماكة، والسماكة المثالية، وخريطة السماكة × التردّد، والجدول الكامل، مع تصدير Excel و ZIP يعيد إنتاج الجدول المرجعي بفارق وسيط 0.006 dB.</w:t>
       </w:r>
     </w:p>
     <w:p>
@@ -127,7 +139,13 @@
         <w:bidi/>
       </w:pPr>
       <w:r>
-        <w:t xml:space="preserve">رسائل أوضح للـ bridge — إذا خادم openEMS مو شغّال، أزرار Run تعرض بانر واضح فيه الأمر بالضبط اللي تشغّله فيه.</w:t>
+        <w:rPr>
+          <w:b/>
+        </w:rPr>
+        <w:t>البصمة الرادارية لموديل حقيقي (CAD-RCS)</w:t>
+      </w:r>
+      <w:r>
+        <w:t xml:space="preserve"> — ارفع ملف STEP أو STL وتحصل على المقطع الراداري مقابل زاوية النظر، جزءاً جزءاً، مع خريطة حرارة لكل مثلّث، وطلاء مستقل لكل جزء من مكتبة موادّ مشتركة.</w:t>
       </w:r>
     </w:p>
     <w:p>
@@ -136,7 +154,13 @@
         <w:bidi/>
       </w:pPr>
       <w:r>
-        <w:t xml:space="preserve">طباعة / حفظ PDF — تبويب The physics فيه زر Print يطلّع الاشتقاق الكامل كمستند نظيف.</w:t>
+        <w:rPr>
+          <w:b/>
+        </w:rPr>
+        <w:t>تحسين الشكل</w:t>
+      </w:r>
+      <w:r>
+        <w:t xml:space="preserve"> — بحث في تشكيلات حقيقية لهندستك نفسها عن بصمة أقل في القطاع الذي يهمّك. كل مرشّح يُفحَص هندسياً قبل أن يُقيَّم، والطول الكلي محفوظ بالبناء فلا يفوز شكل بتصغير الجسم بهدوء.</w:t>
       </w:r>
     </w:p>
     <w:p>
@@ -145,7 +169,13 @@
         <w:bidi/>
       </w:pPr>
       <w:r>
-        <w:t xml:space="preserve">التنزيل والتصدير (موجودة) — تبويب الهورن يصدّر ملف Excel بكل البيانات + حزمة PNG/CSV/text؛ وتبويبا Full-wave و Compare يصدّرون ZIP/CSV؛ وتبويب References يولّد تقرير التحقق، وInverse design يولّد تقرير الـ trade-space.</w:t>
+        <w:rPr>
+          <w:b/>
+        </w:rPr>
+        <w:t>«كم يبدو أصغر للرادار؟»</w:t>
+      </w:r>
+      <w:r>
+        <w:t xml:space="preserve"> — نفس التخفيض معروضاً بثلاث طرق قياسية — القدرة المرتجعة المُزالة، وقطر الكرة المعدنية المكافئة، ومدى الرصد — إضافة إلى معامل التصغير المحسوب عدديّاً على شبكتك أنت.</w:t>
       </w:r>
     </w:p>
     <w:p>
@@ -154,7 +184,13 @@
         <w:bidi/>
       </w:pPr>
       <w:r>
-        <w:t xml:space="preserve">شكل مجدَّد — hero متحرّك، شريط إحصائيات سريعة، أيقونات لكل تبويب، تنسيق موحّد للرسوم، وبطاقات وجداول أنعم.</w:t>
+        <w:rPr>
+          <w:b/>
+        </w:rPr>
+        <w:t>تصميم الهورن التحليلي</w:t>
+      </w:r>
+      <w:r>
+        <w:t xml:space="preserve"> — الكسب وعرض الحزمة ومستوى الفصوص الجانبية والكفاءة فوراً للهورن الهرمي والمخروطي، مع تصميم عكسي ومسوحات بارامترية ومقارنة تصاميم ومقايضة كتلة الطلاء.</w:t>
       </w:r>
     </w:p>
     <w:p>
@@ -163,7 +199,13 @@
         <w:bidi/>
       </w:pPr>
       <w:r>
-        <w:t xml:space="preserve">عربي في كل تبويب — نافذة المعلومات ⓘ صار فيها ترجمة عربية كاملة في كل التبويبات، بما فيها Inverse design و Measurement fit و Space survival.</w:t>
+        <w:rPr>
+          <w:b/>
+        </w:rPr>
+        <w:t>ستة تحليلات كاملة الموجة عبر openEMS خلف قفل مشترك</w:t>
+      </w:r>
+      <w:r>
+        <w:t xml:space="preserve"> — تشغيل واحد في المرة، مفروض على الخادم لا في المتصفح فقط، فلا يُفسد رابطٌ مشترك تشغيلاً جارياً.</w:t>
       </w:r>
     </w:p>
     <w:p>
@@ -172,7 +214,13 @@
         <w:bidi/>
       </w:pPr>
       <w:r>
-        <w:t xml:space="preserve">ترويسة الصفحة صارت تكتب جامعة خليفة (Khalifa University).</w:t>
+        <w:rPr>
+          <w:b/>
+        </w:rPr>
+        <w:t>مخرجات دوّارة</w:t>
+      </w:r>
+      <w:r>
+        <w:t xml:space="preserve"> — صورة GIF لدورة كاملة للموديل الملوّن، وصفحة تفاعلية مكتفية بذاتها تدور ويمكن تحريكها باليد دون إنترنت.</w:t>
       </w:r>
     </w:p>
     <w:p>
@@ -181,7 +229,13 @@
         <w:bidi/>
       </w:pPr>
       <w:r>
-        <w:t xml:space="preserve">المجال المُحاكى التفاعلي ثلاثي الأبعاد (تبويب الهورن) — بعد تشغيل openEMS تقدر تدوّر وتكبّر المجال |E| المحلول فعلياً، مثل شاشة مراقبة المجال في CST بعد المحاكاة: خريطة ألوان قوس-قزح بمقياس dB مع colour bar، ونموذج هورن شبه شفاف ومحاور اتجاه، وتبديل بين عرض Volume ثلاثي الأبعاد وعرض Cut-plane أملس على المستوى H.</w:t>
+        <w:rPr>
+          <w:b/>
+        </w:rPr>
+        <w:t>قابل للتثبيت على الجوال أو الآيباد</w:t>
+      </w:r>
+      <w:r>
+        <w:t xml:space="preserve"> — تطبيق ويب تقدّمي (PWA) بتنقّل أصلي على الشاشات الصغيرة — شريط علوي، وشريط تبويبات سفلي، ودرج جانبي، وسحب من الحافة.</w:t>
       </w:r>
     </w:p>
     <w:p>
@@ -190,7 +244,13 @@
         <w:bidi/>
       </w:pPr>
       <w:r>
-        <w:t xml:space="preserve">شاشة تحميل بعلامة المشروع — splash متحرّك قصير أثناء تهيئة الأداة (يختفي تلقائياً).</w:t>
+        <w:rPr>
+          <w:b/>
+        </w:rPr>
+        <w:t>صريح بخصوص المدى</w:t>
+      </w:r>
+      <w:r>
+        <w:t xml:space="preserve"> — أي فقد انعكاس أو سماكة مثالية أو مقارنة خارج الترددات التي قِيست فيها مادتك فعلاً تُوسَم كاستقراء بدل أن تُقدَّم كبيانات.</w:t>
       </w:r>
     </w:p>
     <w:p>
@@ -199,7 +259,13 @@
         <w:bidi/>
       </w:pPr>
       <w:r>
-        <w:t xml:space="preserve">ترويسة نتائج متحرّكة — تبويب المحاكي صار يبدأ بأبرز أرقام المادة (الـ loss، ووفر الوزن مقابل النحاس، ونقطة التعادل) مع عدّاد تصاعدي عند التحميل؛ وإحصائيات اللمحة السريعة تعدّ تصاعدياً عند ظهورها بالتمرير.</w:t>
+        <w:rPr>
+          <w:b/>
+        </w:rPr>
+        <w:t>كل شيء موسوم وموثّق</w:t>
+      </w:r>
+      <w:r>
+        <w:t xml:space="preserve"> — كل شكل يقول إن كان تحليلياً أو كامل الموجة أو مقيساً، وكل ثابت ومعادلة وادّعاء يحمل مرجعاً مرقّماً في تبويب References.</w:t>
       </w:r>
     </w:p>
     <w:p>
@@ -487,8 +553,9 @@
             <w:r>
               <w:rPr>
                 <w:b/>
+                <w:sz w:val="18"/>
               </w:rPr>
-              <w:t>التبويب</w:t>
+              <w:t>الصفحة</w:t>
             </w:r>
           </w:p>
         </w:tc>
@@ -505,8 +572,9 @@
             <w:r>
               <w:rPr>
                 <w:b/>
+                <w:sz w:val="18"/>
               </w:rPr>
-              <w:t>ماذا يفعل</w:t>
+              <w:t>ماذا تفعل</w:t>
             </w:r>
           </w:p>
         </w:tc>
@@ -523,8 +591,9 @@
             <w:r>
               <w:rPr>
                 <w:b/>
+                <w:sz w:val="18"/>
               </w:rPr>
-              <w:t>يحتاج خادم openEMS؟</w:t>
+              <w:t>تحتاج خادم openEMS؟</w:t>
             </w:r>
           </w:p>
         </w:tc>
@@ -539,8 +608,13 @@
               <w:bidi/>
               <w:jc w:val="right"/>
             </w:pPr>
+            <w:r/>
             <w:r>
-              <w:t>Simulator</w:t>
+              <w:rPr>
+                <w:b/>
+                <w:sz w:val="18"/>
+              </w:rPr>
+              <w:t>Waveguide ▾</w:t>
             </w:r>
           </w:p>
         </w:tc>
@@ -553,8 +627,12 @@
               <w:bidi/>
               <w:jc w:val="right"/>
             </w:pPr>
+            <w:r/>
             <w:r>
-              <w:t>نتائج الفقد/الوزن/التكلفة + رادار المواد</w:t>
+              <w:rPr>
+                <w:b w:val="0"/>
+                <w:sz w:val="18"/>
+              </w:rPr>
             </w:r>
           </w:p>
         </w:tc>
@@ -567,7 +645,70 @@
               <w:bidi/>
               <w:jc w:val="right"/>
             </w:pPr>
+            <w:r/>
             <w:r>
+              <w:rPr>
+                <w:b w:val="0"/>
+                <w:sz w:val="18"/>
+              </w:rPr>
+            </w:r>
+          </w:p>
+        </w:tc>
+      </w:tr>
+      <w:tr>
+        <w:tc>
+          <w:tcPr>
+            <w:tcW w:type="dxa" w:w="2880"/>
+          </w:tcPr>
+          <w:p>
+            <w:pPr>
+              <w:bidi/>
+              <w:jc w:val="right"/>
+            </w:pPr>
+            <w:r/>
+            <w:r>
+              <w:rPr>
+                <w:b/>
+                <w:sz w:val="18"/>
+              </w:rPr>
+              <w:t>Analytical Simulator</w:t>
+            </w:r>
+          </w:p>
+        </w:tc>
+        <w:tc>
+          <w:tcPr>
+            <w:tcW w:type="dxa" w:w="2880"/>
+          </w:tcPr>
+          <w:p>
+            <w:pPr>
+              <w:bidi/>
+              <w:jc w:val="right"/>
+            </w:pPr>
+            <w:r/>
+            <w:r>
+              <w:rPr>
+                <w:b w:val="0"/>
+                <w:sz w:val="18"/>
+              </w:rPr>
+              <w:t>أبرز نتائج الفقد والوزن والتكلفة الموصَّلة لمادة، مع رسمي التوهين ومقارنة الموادّ.</w:t>
+            </w:r>
+          </w:p>
+        </w:tc>
+        <w:tc>
+          <w:tcPr>
+            <w:tcW w:type="dxa" w:w="2880"/>
+          </w:tcPr>
+          <w:p>
+            <w:pPr>
+              <w:bidi/>
+              <w:jc w:val="right"/>
+            </w:pPr>
+            <w:r/>
+            <w:r>
+              <w:rPr>
+                <w:b w:val="0"/>
+                <w:sz w:val="18"/>
+              </w:rPr>
               <w:t>لا</w:t>
             </w:r>
           </w:p>
@@ -583,7 +724,12 @@
               <w:bidi/>
               <w:jc w:val="right"/>
             </w:pPr>
+            <w:r/>
             <w:r>
+              <w:rPr>
+                <w:b/>
+                <w:sz w:val="18"/>
+              </w:rPr>
               <w:t>Full-wave (openEMS)</w:t>
             </w:r>
           </w:p>
@@ -597,8 +743,13 @@
               <w:bidi/>
               <w:jc w:val="right"/>
             </w:pPr>
+            <w:r/>
             <w:r>
-              <w:t>صور مجال ثلاثية الأبعاد وS-parameters وحقل بعيد</w:t>
+              <w:rPr>
+                <w:b w:val="0"/>
+                <w:sz w:val="18"/>
+              </w:rPr>
+              <w:t>صور مجال ثلاثية الأبعاد حقيقية، و S-parameters، وخريطة فقد الجدار، ونمط الحقل البعيد، مع النموذج التحليلي مرسوماً فوق كل منها.</w:t>
             </w:r>
           </w:p>
         </w:tc>
@@ -611,7 +762,12 @@
               <w:bidi/>
               <w:jc w:val="right"/>
             </w:pPr>
+            <w:r/>
             <w:r>
+              <w:rPr>
+                <w:b w:val="0"/>
+                <w:sz w:val="18"/>
+              </w:rPr>
               <w:t>نعم</w:t>
             </w:r>
           </w:p>
@@ -627,8 +783,13 @@
               <w:bidi/>
               <w:jc w:val="right"/>
             </w:pPr>
+            <w:r/>
             <w:r>
-              <w:t>Horn antenna (openEMS)</w:t>
+              <w:rPr>
+                <w:b/>
+                <w:sz w:val="18"/>
+              </w:rPr>
+              <w:t>Inverse design</w:t>
             </w:r>
           </w:p>
         </w:tc>
@@ -641,8 +802,13 @@
               <w:bidi/>
               <w:jc w:val="right"/>
             </w:pPr>
+            <w:r/>
             <w:r>
-              <w:t>horn كامل الموجة: gain وS11 ونمط وطلاءات</w:t>
+              <w:rPr>
+                <w:b w:val="0"/>
+                <w:sz w:val="18"/>
+              </w:rPr>
+              <w:t>يبحث في عدد الطبقات وسماكة الجدار عن أخفّ تصميم يفي بميزانية الفقد.</w:t>
             </w:r>
           </w:p>
         </w:tc>
@@ -655,8 +821,13 @@
               <w:bidi/>
               <w:jc w:val="right"/>
             </w:pPr>
+            <w:r/>
             <w:r>
-              <w:t>نعم</w:t>
+              <w:rPr>
+                <w:b w:val="0"/>
+                <w:sz w:val="18"/>
+              </w:rPr>
+              <w:t>لا</w:t>
             </w:r>
           </w:p>
         </w:tc>
@@ -667,8 +838,17 @@
             <w:tcW w:type="dxa" w:w="2880"/>
           </w:tcPr>
           <w:p>
+            <w:pPr>
+              <w:bidi/>
+              <w:jc w:val="right"/>
+            </w:pPr>
+            <w:r/>
             <w:r>
-              <w:t>RCS (openEMS)</w:t>
+              <w:rPr>
+                <w:b/>
+                <w:sz w:val="18"/>
+              </w:rPr>
+              <w:t>Measurement fit</w:t>
             </w:r>
           </w:p>
         </w:tc>
@@ -677,8 +857,17 @@
             <w:tcW w:type="dxa" w:w="2880"/>
           </w:tcPr>
           <w:p>
+            <w:pPr>
+              <w:bidi/>
+              <w:jc w:val="right"/>
+            </w:pPr>
+            <w:r/>
             <w:r>
-              <w:t>المقطع الراداري — مدى ارتداد الرادار من الهدف. اختبر الطلاءات الماصّة، وشغّل نماذج قياسية (كرة/Mie، صفيحة، زاوية ثنائية، NASA almond)، واحسب مدى الرصد، واستورد هندستك الخاصة STEP/STL.</w:t>
+              <w:rPr>
+                <w:b w:val="0"/>
+                <w:sz w:val="18"/>
+              </w:rPr>
+              <w:t>يستخرج الموصليّة الفعّالة من ملف .s2p مقيس ويعيدها إلى التصميم.</w:t>
             </w:r>
           </w:p>
         </w:tc>
@@ -687,7 +876,486 @@
             <w:tcW w:type="dxa" w:w="2880"/>
           </w:tcPr>
           <w:p>
+            <w:pPr>
+              <w:bidi/>
+              <w:jc w:val="right"/>
+            </w:pPr>
+            <w:r/>
             <w:r>
+              <w:rPr>
+                <w:b w:val="0"/>
+                <w:sz w:val="18"/>
+              </w:rPr>
+              <w:t>لا</w:t>
+            </w:r>
+          </w:p>
+        </w:tc>
+      </w:tr>
+      <w:tr>
+        <w:tc>
+          <w:tcPr>
+            <w:tcW w:type="dxa" w:w="2880"/>
+          </w:tcPr>
+          <w:p>
+            <w:pPr>
+              <w:bidi/>
+              <w:jc w:val="right"/>
+            </w:pPr>
+            <w:r/>
+            <w:r>
+              <w:rPr>
+                <w:b/>
+                <w:sz w:val="18"/>
+              </w:rPr>
+              <w:t>Space survival</w:t>
+            </w:r>
+          </w:p>
+        </w:tc>
+        <w:tc>
+          <w:tcPr>
+            <w:tcW w:type="dxa" w:w="2880"/>
+          </w:tcPr>
+          <w:p>
+            <w:pPr>
+              <w:bidi/>
+              <w:jc w:val="right"/>
+            </w:pPr>
+            <w:r/>
+            <w:r>
+              <w:rPr>
+                <w:b w:val="0"/>
+                <w:sz w:val="18"/>
+              </w:rPr>
+              <w:t>فحوص أوّلية للـ multipaction والتسخين في الفراغ.</w:t>
+            </w:r>
+          </w:p>
+        </w:tc>
+        <w:tc>
+          <w:tcPr>
+            <w:tcW w:type="dxa" w:w="2880"/>
+          </w:tcPr>
+          <w:p>
+            <w:pPr>
+              <w:bidi/>
+              <w:jc w:val="right"/>
+            </w:pPr>
+            <w:r/>
+            <w:r>
+              <w:rPr>
+                <w:b w:val="0"/>
+                <w:sz w:val="18"/>
+              </w:rPr>
+              <w:t>لا</w:t>
+            </w:r>
+          </w:p>
+        </w:tc>
+      </w:tr>
+      <w:tr>
+        <w:tc>
+          <w:tcPr>
+            <w:tcW w:type="dxa" w:w="2880"/>
+          </w:tcPr>
+          <w:p>
+            <w:pPr>
+              <w:bidi/>
+              <w:jc w:val="right"/>
+            </w:pPr>
+            <w:r/>
+            <w:r>
+              <w:rPr>
+                <w:b/>
+                <w:sz w:val="18"/>
+              </w:rPr>
+              <w:t>Compare</w:t>
+            </w:r>
+          </w:p>
+        </w:tc>
+        <w:tc>
+          <w:tcPr>
+            <w:tcW w:type="dxa" w:w="2880"/>
+          </w:tcPr>
+          <w:p>
+            <w:pPr>
+              <w:bidi/>
+              <w:jc w:val="right"/>
+            </w:pPr>
+            <w:r/>
+            <w:r>
+              <w:rPr>
+                <w:b w:val="0"/>
+                <w:sz w:val="18"/>
+              </w:rPr>
+              <w:t>جدول ترتيب للمرشّحين جنباً إلى جنب.</w:t>
+            </w:r>
+          </w:p>
+        </w:tc>
+        <w:tc>
+          <w:tcPr>
+            <w:tcW w:type="dxa" w:w="2880"/>
+          </w:tcPr>
+          <w:p>
+            <w:pPr>
+              <w:bidi/>
+              <w:jc w:val="right"/>
+            </w:pPr>
+            <w:r/>
+            <w:r>
+              <w:rPr>
+                <w:b w:val="0"/>
+                <w:sz w:val="18"/>
+              </w:rPr>
+              <w:t>تحليلي: لا / التشغيل: نعم</w:t>
+            </w:r>
+          </w:p>
+        </w:tc>
+      </w:tr>
+      <w:tr>
+        <w:tc>
+          <w:tcPr>
+            <w:tcW w:type="dxa" w:w="2880"/>
+          </w:tcPr>
+          <w:p>
+            <w:pPr>
+              <w:bidi/>
+              <w:jc w:val="right"/>
+            </w:pPr>
+            <w:r/>
+            <w:r>
+              <w:rPr>
+                <w:b/>
+                <w:sz w:val="18"/>
+              </w:rPr>
+              <w:t>Materials</w:t>
+            </w:r>
+          </w:p>
+        </w:tc>
+        <w:tc>
+          <w:tcPr>
+            <w:tcW w:type="dxa" w:w="2880"/>
+          </w:tcPr>
+          <w:p>
+            <w:pPr>
+              <w:bidi/>
+              <w:jc w:val="right"/>
+            </w:pPr>
+            <w:r/>
+            <w:r>
+              <w:rPr>
+                <w:b w:val="0"/>
+                <w:sz w:val="18"/>
+              </w:rPr>
+              <w:t>تعريف أي مادة — موصل أو ركيزة أو رصّة متعدّدة الطبقات. متاحة أيضاً من قائمة Horn.</w:t>
+            </w:r>
+          </w:p>
+        </w:tc>
+        <w:tc>
+          <w:tcPr>
+            <w:tcW w:type="dxa" w:w="2880"/>
+          </w:tcPr>
+          <w:p>
+            <w:pPr>
+              <w:bidi/>
+              <w:jc w:val="right"/>
+            </w:pPr>
+            <w:r/>
+            <w:r>
+              <w:rPr>
+                <w:b w:val="0"/>
+                <w:sz w:val="18"/>
+              </w:rPr>
+              <w:t>لا</w:t>
+            </w:r>
+          </w:p>
+        </w:tc>
+      </w:tr>
+      <w:tr>
+        <w:tc>
+          <w:tcPr>
+            <w:tcW w:type="dxa" w:w="2880"/>
+          </w:tcPr>
+          <w:p>
+            <w:pPr>
+              <w:bidi/>
+              <w:jc w:val="right"/>
+            </w:pPr>
+            <w:r/>
+            <w:r>
+              <w:rPr>
+                <w:b/>
+                <w:sz w:val="18"/>
+              </w:rPr>
+              <w:t>Horn ▾</w:t>
+            </w:r>
+          </w:p>
+        </w:tc>
+        <w:tc>
+          <w:tcPr>
+            <w:tcW w:type="dxa" w:w="2880"/>
+          </w:tcPr>
+          <w:p>
+            <w:pPr>
+              <w:bidi/>
+              <w:jc w:val="right"/>
+            </w:pPr>
+            <w:r/>
+            <w:r>
+              <w:rPr>
+                <w:b w:val="0"/>
+                <w:sz w:val="18"/>
+              </w:rPr>
+            </w:r>
+          </w:p>
+        </w:tc>
+        <w:tc>
+          <w:tcPr>
+            <w:tcW w:type="dxa" w:w="2880"/>
+          </w:tcPr>
+          <w:p>
+            <w:pPr>
+              <w:bidi/>
+              <w:jc w:val="right"/>
+            </w:pPr>
+            <w:r/>
+            <w:r>
+              <w:rPr>
+                <w:b w:val="0"/>
+                <w:sz w:val="18"/>
+              </w:rPr>
+            </w:r>
+          </w:p>
+        </w:tc>
+      </w:tr>
+      <w:tr>
+        <w:tc>
+          <w:tcPr>
+            <w:tcW w:type="dxa" w:w="2880"/>
+          </w:tcPr>
+          <w:p>
+            <w:pPr>
+              <w:bidi/>
+              <w:jc w:val="right"/>
+            </w:pPr>
+            <w:r/>
+            <w:r>
+              <w:rPr>
+                <w:b/>
+                <w:sz w:val="18"/>
+              </w:rPr>
+              <w:t>Horn design (analytical)</w:t>
+            </w:r>
+          </w:p>
+        </w:tc>
+        <w:tc>
+          <w:tcPr>
+            <w:tcW w:type="dxa" w:w="2880"/>
+          </w:tcPr>
+          <w:p>
+            <w:pPr>
+              <w:bidi/>
+              <w:jc w:val="right"/>
+            </w:pPr>
+            <w:r/>
+            <w:r>
+              <w:rPr>
+                <w:b w:val="0"/>
+                <w:sz w:val="18"/>
+              </w:rPr>
+              <w:t>الكسب وعرض الحزمة ومستوى الفصوص الجانبية وكفاءة الفتحة فوراً للهورن الهرمي والمخروطي.</w:t>
+            </w:r>
+          </w:p>
+        </w:tc>
+        <w:tc>
+          <w:tcPr>
+            <w:tcW w:type="dxa" w:w="2880"/>
+          </w:tcPr>
+          <w:p>
+            <w:pPr>
+              <w:bidi/>
+              <w:jc w:val="right"/>
+            </w:pPr>
+            <w:r/>
+            <w:r>
+              <w:rPr>
+                <w:b w:val="0"/>
+                <w:sz w:val="18"/>
+              </w:rPr>
+              <w:t>لا</w:t>
+            </w:r>
+          </w:p>
+        </w:tc>
+      </w:tr>
+      <w:tr>
+        <w:tc>
+          <w:tcPr>
+            <w:tcW w:type="dxa" w:w="2880"/>
+          </w:tcPr>
+          <w:p>
+            <w:pPr>
+              <w:bidi/>
+              <w:jc w:val="right"/>
+            </w:pPr>
+            <w:r/>
+            <w:r>
+              <w:rPr>
+                <w:b/>
+                <w:sz w:val="18"/>
+              </w:rPr>
+              <w:t>Inverse &amp; sweep</w:t>
+            </w:r>
+          </w:p>
+        </w:tc>
+        <w:tc>
+          <w:tcPr>
+            <w:tcW w:type="dxa" w:w="2880"/>
+          </w:tcPr>
+          <w:p>
+            <w:pPr>
+              <w:bidi/>
+              <w:jc w:val="right"/>
+            </w:pPr>
+            <w:r/>
+            <w:r>
+              <w:rPr>
+                <w:b w:val="0"/>
+                <w:sz w:val="18"/>
+              </w:rPr>
+              <w:t>يحسب مقاسات الهورن لكسب مستهدف، ويمسح الفتحة مقابل طول التوسّع.</w:t>
+            </w:r>
+          </w:p>
+        </w:tc>
+        <w:tc>
+          <w:tcPr>
+            <w:tcW w:type="dxa" w:w="2880"/>
+          </w:tcPr>
+          <w:p>
+            <w:pPr>
+              <w:bidi/>
+              <w:jc w:val="right"/>
+            </w:pPr>
+            <w:r/>
+            <w:r>
+              <w:rPr>
+                <w:b w:val="0"/>
+                <w:sz w:val="18"/>
+              </w:rPr>
+              <w:t>لا</w:t>
+            </w:r>
+          </w:p>
+        </w:tc>
+      </w:tr>
+      <w:tr>
+        <w:tc>
+          <w:tcPr>
+            <w:tcW w:type="dxa" w:w="2880"/>
+          </w:tcPr>
+          <w:p>
+            <w:pPr>
+              <w:bidi/>
+              <w:jc w:val="right"/>
+            </w:pPr>
+            <w:r/>
+            <w:r>
+              <w:rPr>
+                <w:b/>
+                <w:sz w:val="18"/>
+              </w:rPr>
+              <w:t>Compare &amp; trade</w:t>
+            </w:r>
+          </w:p>
+        </w:tc>
+        <w:tc>
+          <w:tcPr>
+            <w:tcW w:type="dxa" w:w="2880"/>
+          </w:tcPr>
+          <w:p>
+            <w:pPr>
+              <w:bidi/>
+              <w:jc w:val="right"/>
+            </w:pPr>
+            <w:r/>
+            <w:r>
+              <w:rPr>
+                <w:b w:val="0"/>
+                <w:sz w:val="18"/>
+              </w:rPr>
+              <w:t>يرسم التصاميم المحفوظة فوق بعضها، ويقايض فقد الطلاء مقابل الوزن الموفَّر.</w:t>
+            </w:r>
+          </w:p>
+        </w:tc>
+        <w:tc>
+          <w:tcPr>
+            <w:tcW w:type="dxa" w:w="2880"/>
+          </w:tcPr>
+          <w:p>
+            <w:pPr>
+              <w:bidi/>
+              <w:jc w:val="right"/>
+            </w:pPr>
+            <w:r/>
+            <w:r>
+              <w:rPr>
+                <w:b w:val="0"/>
+                <w:sz w:val="18"/>
+              </w:rPr>
+              <w:t>لا</w:t>
+            </w:r>
+          </w:p>
+        </w:tc>
+      </w:tr>
+      <w:tr>
+        <w:tc>
+          <w:tcPr>
+            <w:tcW w:type="dxa" w:w="2880"/>
+          </w:tcPr>
+          <w:p>
+            <w:pPr>
+              <w:bidi/>
+              <w:jc w:val="right"/>
+            </w:pPr>
+            <w:r/>
+            <w:r>
+              <w:rPr>
+                <w:b/>
+                <w:sz w:val="18"/>
+              </w:rPr>
+              <w:t>Full-wave (openEMS)</w:t>
+            </w:r>
+          </w:p>
+        </w:tc>
+        <w:tc>
+          <w:tcPr>
+            <w:tcW w:type="dxa" w:w="2880"/>
+          </w:tcPr>
+          <w:p>
+            <w:pPr>
+              <w:bidi/>
+              <w:jc w:val="right"/>
+            </w:pPr>
+            <w:r/>
+            <w:r>
+              <w:rPr>
+                <w:b w:val="0"/>
+                <w:sz w:val="18"/>
+              </w:rPr>
+              <w:t>هورن بـ FDTD: الكسب مقابل التردّد، وأنماط الإشعاع، و S11، وفقد الجدار لكل طلاء، والمجال التفاعلي ثلاثي الأبعاد.</w:t>
+            </w:r>
+          </w:p>
+        </w:tc>
+        <w:tc>
+          <w:tcPr>
+            <w:tcW w:type="dxa" w:w="2880"/>
+          </w:tcPr>
+          <w:p>
+            <w:pPr>
+              <w:bidi/>
+              <w:jc w:val="right"/>
+            </w:pPr>
+            <w:r/>
+            <w:r>
+              <w:rPr>
+                <w:b w:val="0"/>
+                <w:sz w:val="18"/>
+              </w:rPr>
               <w:t>نعم</w:t>
             </w:r>
           </w:p>
@@ -703,8 +1371,13 @@
               <w:bidi/>
               <w:jc w:val="right"/>
             </w:pPr>
+            <w:r/>
             <w:r>
-              <w:t>Inverse design</w:t>
+              <w:rPr>
+                <w:b/>
+                <w:sz w:val="18"/>
+              </w:rPr>
+              <w:t>RCS + RL ▾</w:t>
             </w:r>
           </w:p>
         </w:tc>
@@ -717,8 +1390,12 @@
               <w:bidi/>
               <w:jc w:val="right"/>
             </w:pPr>
+            <w:r/>
             <w:r>
-              <w:t>يجد التصميم الأخفّ الأمثل نيابةً عنك</w:t>
+              <w:rPr>
+                <w:b w:val="0"/>
+                <w:sz w:val="18"/>
+              </w:rPr>
             </w:r>
           </w:p>
         </w:tc>
@@ -731,7 +1408,129 @@
               <w:bidi/>
               <w:jc w:val="right"/>
             </w:pPr>
+            <w:r/>
             <w:r>
+              <w:rPr>
+                <w:b w:val="0"/>
+                <w:sz w:val="18"/>
+              </w:rPr>
+            </w:r>
+          </w:p>
+        </w:tc>
+      </w:tr>
+      <w:tr>
+        <w:tc>
+          <w:tcPr>
+            <w:tcW w:type="dxa" w:w="2880"/>
+          </w:tcPr>
+          <w:p>
+            <w:pPr>
+              <w:bidi/>
+              <w:jc w:val="right"/>
+            </w:pPr>
+            <w:r/>
+            <w:r>
+              <w:rPr>
+                <w:b/>
+                <w:sz w:val="18"/>
+              </w:rPr>
+              <w:t>RCS (openEMS)</w:t>
+            </w:r>
+          </w:p>
+        </w:tc>
+        <w:tc>
+          <w:tcPr>
+            <w:tcW w:type="dxa" w:w="2880"/>
+          </w:tcPr>
+          <w:p>
+            <w:pPr>
+              <w:bidi/>
+              <w:jc w:val="right"/>
+            </w:pPr>
+            <w:r/>
+            <w:r>
+              <w:rPr>
+                <w:b w:val="0"/>
+                <w:sz w:val="18"/>
+              </w:rPr>
+              <w:t>مقطع راداري كامل الموجة لأهداف قياسية — كرة، صفيحة، أسطوانة، زاوية ثنائية، أو شبكة مستوردة — عارية أو مطلية.</w:t>
+            </w:r>
+          </w:p>
+        </w:tc>
+        <w:tc>
+          <w:tcPr>
+            <w:tcW w:type="dxa" w:w="2880"/>
+          </w:tcPr>
+          <w:p>
+            <w:pPr>
+              <w:bidi/>
+              <w:jc w:val="right"/>
+            </w:pPr>
+            <w:r/>
+            <w:r>
+              <w:rPr>
+                <w:b w:val="0"/>
+                <w:sz w:val="18"/>
+              </w:rPr>
+              <w:t>نعم</w:t>
+            </w:r>
+          </w:p>
+        </w:tc>
+      </w:tr>
+      <w:tr>
+        <w:tc>
+          <w:tcPr>
+            <w:tcW w:type="dxa" w:w="2880"/>
+          </w:tcPr>
+          <w:p>
+            <w:pPr>
+              <w:bidi/>
+              <w:jc w:val="right"/>
+            </w:pPr>
+            <w:r/>
+            <w:r>
+              <w:rPr>
+                <w:b/>
+                <w:sz w:val="18"/>
+              </w:rPr>
+              <w:t>Reflection loss (RL)</w:t>
+            </w:r>
+          </w:p>
+        </w:tc>
+        <w:tc>
+          <w:tcPr>
+            <w:tcW w:type="dxa" w:w="2880"/>
+          </w:tcPr>
+          <w:p>
+            <w:pPr>
+              <w:bidi/>
+              <w:jc w:val="right"/>
+            </w:pPr>
+            <w:r/>
+            <w:r>
+              <w:rPr>
+                <w:b w:val="0"/>
+                <w:sz w:val="18"/>
+              </w:rPr>
+              <w:t>أداء المادة الماصّة من قياسات ε و μ الخاصة بك، مع خريطة السماكة × التردّد.</w:t>
+            </w:r>
+          </w:p>
+        </w:tc>
+        <w:tc>
+          <w:tcPr>
+            <w:tcW w:type="dxa" w:w="2880"/>
+          </w:tcPr>
+          <w:p>
+            <w:pPr>
+              <w:bidi/>
+              <w:jc w:val="right"/>
+            </w:pPr>
+            <w:r/>
+            <w:r>
+              <w:rPr>
+                <w:b w:val="0"/>
+                <w:sz w:val="18"/>
+              </w:rPr>
               <w:t>لا</w:t>
             </w:r>
           </w:p>
@@ -747,8 +1546,13 @@
               <w:bidi/>
               <w:jc w:val="right"/>
             </w:pPr>
+            <w:r/>
             <w:r>
-              <w:t>Measurement fit</w:t>
+              <w:rPr>
+                <w:b/>
+                <w:sz w:val="18"/>
+              </w:rPr>
+              <w:t>Fast material search (analytical)</w:t>
             </w:r>
           </w:p>
         </w:tc>
@@ -761,8 +1565,13 @@
               <w:bidi/>
               <w:jc w:val="right"/>
             </w:pPr>
+            <w:r/>
             <w:r>
-              <w:t>يستخرج الموصليّة من قياسك</w:t>
+              <w:rPr>
+                <w:b w:val="0"/>
+                <w:sz w:val="18"/>
+              </w:rPr>
+              <w:t>آلاف التقييمات المغلقة الشكل في ثوان؛ يرتّب فضاء تصميم كامل.</w:t>
             </w:r>
           </w:p>
         </w:tc>
@@ -775,7 +1584,12 @@
               <w:bidi/>
               <w:jc w:val="right"/>
             </w:pPr>
+            <w:r/>
             <w:r>
+              <w:rPr>
+                <w:b w:val="0"/>
+                <w:sz w:val="18"/>
+              </w:rPr>
               <w:t>لا</w:t>
             </w:r>
           </w:p>
@@ -791,8 +1605,13 @@
               <w:bidi/>
               <w:jc w:val="right"/>
             </w:pPr>
+            <w:r/>
             <w:r>
-              <w:t>Space survival</w:t>
+              <w:rPr>
+                <w:b/>
+                <w:sz w:val="18"/>
+              </w:rPr>
+              <w:t>Inverse RAM design</w:t>
             </w:r>
           </w:p>
         </w:tc>
@@ -805,8 +1624,13 @@
               <w:bidi/>
               <w:jc w:val="right"/>
             </w:pPr>
+            <w:r/>
             <w:r>
-              <w:t>فحوص البقاء: multipaction والتسخين في الفراغ</w:t>
+              <w:rPr>
+                <w:b w:val="0"/>
+                <w:sz w:val="18"/>
+              </w:rPr>
+              <w:t>يبحث في وصفات الموادّ الماصّة — Dallenbach و Salisbury و Jaumann — مقابل هدف، مع جبهة Pareto وحدّ Rozanov.</w:t>
             </w:r>
           </w:p>
         </w:tc>
@@ -819,7 +1643,12 @@
               <w:bidi/>
               <w:jc w:val="right"/>
             </w:pPr>
+            <w:r/>
             <w:r>
+              <w:rPr>
+                <w:b w:val="0"/>
+                <w:sz w:val="18"/>
+              </w:rPr>
               <w:t>لا</w:t>
             </w:r>
           </w:p>
@@ -835,8 +1664,13 @@
               <w:bidi/>
               <w:jc w:val="right"/>
             </w:pPr>
+            <w:r/>
             <w:r>
-              <w:t>Compare</w:t>
+              <w:rPr>
+                <w:b/>
+                <w:sz w:val="18"/>
+              </w:rPr>
+              <w:t>Material library</w:t>
             </w:r>
           </w:p>
         </w:tc>
@@ -849,8 +1683,13 @@
               <w:bidi/>
               <w:jc w:val="right"/>
             </w:pPr>
+            <w:r/>
             <w:r>
-              <w:t>جدول ترتيب للمرشّحين جنباً إلى جنب</w:t>
+              <w:rPr>
+                <w:b w:val="0"/>
+                <w:sz w:val="18"/>
+              </w:rPr>
+              <w:t>رفّ الموادّ المثبَّتة من تبويب RL، تُقارَن جنباً إلى جنب وتُشارَك مع قائمة أجزاء CAD-RCS.</w:t>
             </w:r>
           </w:p>
         </w:tc>
@@ -863,51 +1702,12 @@
               <w:bidi/>
               <w:jc w:val="right"/>
             </w:pPr>
+            <w:r/>
             <w:r>
-              <w:t>تحليلي: لا / التشغيل: نعم</w:t>
-            </w:r>
-          </w:p>
-        </w:tc>
-      </w:tr>
-      <w:tr>
-        <w:tc>
-          <w:tcPr>
-            <w:tcW w:type="dxa" w:w="2880"/>
-          </w:tcPr>
-          <w:p>
-            <w:pPr>
-              <w:bidi/>
-              <w:jc w:val="right"/>
-            </w:pPr>
-            <w:r>
-              <w:t>The physics</w:t>
-            </w:r>
-          </w:p>
-        </w:tc>
-        <w:tc>
-          <w:tcPr>
-            <w:tcW w:type="dxa" w:w="2880"/>
-          </w:tcPr>
-          <w:p>
-            <w:pPr>
-              <w:bidi/>
-              <w:jc w:val="right"/>
-            </w:pPr>
-            <w:r>
-              <w:t>كل معادلة، مُشتقّة ومُوثّقة</w:t>
-            </w:r>
-          </w:p>
-        </w:tc>
-        <w:tc>
-          <w:tcPr>
-            <w:tcW w:type="dxa" w:w="2880"/>
-          </w:tcPr>
-          <w:p>
-            <w:pPr>
-              <w:bidi/>
-              <w:jc w:val="right"/>
-            </w:pPr>
-            <w:r>
+              <w:rPr>
+                <w:b w:val="0"/>
+                <w:sz w:val="18"/>
+              </w:rPr>
               <w:t>لا</w:t>
             </w:r>
           </w:p>
@@ -923,8 +1723,13 @@
               <w:bidi/>
               <w:jc w:val="right"/>
             </w:pPr>
+            <w:r/>
             <w:r>
-              <w:t>Materials</w:t>
+              <w:rPr>
+                <w:b/>
+                <w:sz w:val="18"/>
+              </w:rPr>
+              <w:t>Full-wave batch (openEMS)</w:t>
             </w:r>
           </w:p>
         </w:tc>
@@ -937,8 +1742,13 @@
               <w:bidi/>
               <w:jc w:val="right"/>
             </w:pPr>
+            <w:r/>
             <w:r>
-              <w:t>تعريف أي مادة</w:t>
+              <w:rPr>
+                <w:b w:val="0"/>
+                <w:sz w:val="18"/>
+              </w:rPr>
+              <w:t>يشغّل حلّاً كامل الموجة لكل نقطة عبر بارامتر مَمسوح.</w:t>
             </w:r>
           </w:p>
         </w:tc>
@@ -951,7 +1761,187 @@
               <w:bidi/>
               <w:jc w:val="right"/>
             </w:pPr>
+            <w:r/>
             <w:r>
+              <w:rPr>
+                <w:b w:val="0"/>
+                <w:sz w:val="18"/>
+              </w:rPr>
+              <w:t>نعم</w:t>
+            </w:r>
+          </w:p>
+        </w:tc>
+      </w:tr>
+      <w:tr>
+        <w:tc>
+          <w:tcPr>
+            <w:tcW w:type="dxa" w:w="2880"/>
+          </w:tcPr>
+          <w:p>
+            <w:pPr>
+              <w:bidi/>
+              <w:jc w:val="right"/>
+            </w:pPr>
+            <w:r/>
+            <w:r>
+              <w:rPr>
+                <w:b/>
+                <w:sz w:val="18"/>
+              </w:rPr>
+              <w:t>CAD-RCS (STEP/STL)</w:t>
+            </w:r>
+          </w:p>
+        </w:tc>
+        <w:tc>
+          <w:tcPr>
+            <w:tcW w:type="dxa" w:w="2880"/>
+          </w:tcPr>
+          <w:p>
+            <w:pPr>
+              <w:bidi/>
+              <w:jc w:val="right"/>
+            </w:pPr>
+            <w:r/>
+            <w:r>
+              <w:rPr>
+                <w:b w:val="0"/>
+                <w:sz w:val="18"/>
+              </w:rPr>
+              <w:t>البصمة الرادارية لموديل ثلاثي الأبعاد مرفوع، جزءاً جزءاً، مع بحث تحسين الشكل.</w:t>
+            </w:r>
+          </w:p>
+        </w:tc>
+        <w:tc>
+          <w:tcPr>
+            <w:tcW w:type="dxa" w:w="2880"/>
+          </w:tcPr>
+          <w:p>
+            <w:pPr>
+              <w:bidi/>
+              <w:jc w:val="right"/>
+            </w:pPr>
+            <w:r/>
+            <w:r>
+              <w:rPr>
+                <w:b w:val="0"/>
+                <w:sz w:val="18"/>
+              </w:rPr>
+              <w:t>لا (والتحقّق الاختياري: نعم)</w:t>
+            </w:r>
+          </w:p>
+        </w:tc>
+      </w:tr>
+      <w:tr>
+        <w:tc>
+          <w:tcPr>
+            <w:tcW w:type="dxa" w:w="2880"/>
+          </w:tcPr>
+          <w:p>
+            <w:pPr>
+              <w:bidi/>
+              <w:jc w:val="right"/>
+            </w:pPr>
+            <w:r/>
+            <w:r>
+              <w:rPr>
+                <w:b/>
+                <w:sz w:val="18"/>
+              </w:rPr>
+              <w:t>Learn ▾</w:t>
+            </w:r>
+          </w:p>
+        </w:tc>
+        <w:tc>
+          <w:tcPr>
+            <w:tcW w:type="dxa" w:w="2880"/>
+          </w:tcPr>
+          <w:p>
+            <w:pPr>
+              <w:bidi/>
+              <w:jc w:val="right"/>
+            </w:pPr>
+            <w:r/>
+            <w:r>
+              <w:rPr>
+                <w:b w:val="0"/>
+                <w:sz w:val="18"/>
+              </w:rPr>
+            </w:r>
+          </w:p>
+        </w:tc>
+        <w:tc>
+          <w:tcPr>
+            <w:tcW w:type="dxa" w:w="2880"/>
+          </w:tcPr>
+          <w:p>
+            <w:pPr>
+              <w:bidi/>
+              <w:jc w:val="right"/>
+            </w:pPr>
+            <w:r/>
+            <w:r>
+              <w:rPr>
+                <w:b w:val="0"/>
+                <w:sz w:val="18"/>
+              </w:rPr>
+            </w:r>
+          </w:p>
+        </w:tc>
+      </w:tr>
+      <w:tr>
+        <w:tc>
+          <w:tcPr>
+            <w:tcW w:type="dxa" w:w="2880"/>
+          </w:tcPr>
+          <w:p>
+            <w:pPr>
+              <w:bidi/>
+              <w:jc w:val="right"/>
+            </w:pPr>
+            <w:r/>
+            <w:r>
+              <w:rPr>
+                <w:b/>
+                <w:sz w:val="18"/>
+              </w:rPr>
+              <w:t>The physics</w:t>
+            </w:r>
+          </w:p>
+        </w:tc>
+        <w:tc>
+          <w:tcPr>
+            <w:tcW w:type="dxa" w:w="2880"/>
+          </w:tcPr>
+          <w:p>
+            <w:pPr>
+              <w:bidi/>
+              <w:jc w:val="right"/>
+            </w:pPr>
+            <w:r/>
+            <w:r>
+              <w:rPr>
+                <w:b w:val="0"/>
+                <w:sz w:val="18"/>
+              </w:rPr>
+              <w:t>كل معادلة، مُشتقّة ومُوثّقة، مع فهرس محتويات وزر Print / Save as PDF.</w:t>
+            </w:r>
+          </w:p>
+        </w:tc>
+        <w:tc>
+          <w:tcPr>
+            <w:tcW w:type="dxa" w:w="2880"/>
+          </w:tcPr>
+          <w:p>
+            <w:pPr>
+              <w:bidi/>
+              <w:jc w:val="right"/>
+            </w:pPr>
+            <w:r/>
+            <w:r>
+              <w:rPr>
+                <w:b w:val="0"/>
+                <w:sz w:val="18"/>
+              </w:rPr>
               <w:t>لا</w:t>
             </w:r>
           </w:p>
@@ -967,7 +1957,12 @@
               <w:bidi/>
               <w:jc w:val="right"/>
             </w:pPr>
+            <w:r/>
             <w:r>
+              <w:rPr>
+                <w:b/>
+                <w:sz w:val="18"/>
+              </w:rPr>
               <w:t>Instructions</w:t>
             </w:r>
           </w:p>
@@ -981,8 +1976,13 @@
               <w:bidi/>
               <w:jc w:val="right"/>
             </w:pPr>
+            <w:r/>
             <w:r>
-              <w:t>بدء سريع داخل الأداة + إعداد نظام التشغيل</w:t>
+              <w:rPr>
+                <w:b w:val="0"/>
+                <w:sz w:val="18"/>
+              </w:rPr>
+              <w:t>بدء سريع داخل الأداة، وكل الصفحات الإحدى والعشرين، وكيفية إعداد الحلّال.</w:t>
             </w:r>
           </w:p>
         </w:tc>
@@ -995,7 +1995,12 @@
               <w:bidi/>
               <w:jc w:val="right"/>
             </w:pPr>
+            <w:r/>
             <w:r>
+              <w:rPr>
+                <w:b w:val="0"/>
+                <w:sz w:val="18"/>
+              </w:rPr>
               <w:t>لا</w:t>
             </w:r>
           </w:p>
@@ -1011,7 +2016,12 @@
               <w:bidi/>
               <w:jc w:val="right"/>
             </w:pPr>
+            <w:r/>
             <w:r>
+              <w:rPr>
+                <w:b/>
+                <w:sz w:val="18"/>
+              </w:rPr>
               <w:t>References</w:t>
             </w:r>
           </w:p>
@@ -1025,8 +2035,13 @@
               <w:bidi/>
               <w:jc w:val="right"/>
             </w:pPr>
+            <w:r/>
             <w:r>
-              <w:t>كل قيمة ومعادلة مع مصدرها</w:t>
+              <w:rPr>
+                <w:b w:val="0"/>
+                <w:sz w:val="18"/>
+              </w:rPr>
+              <w:t>كل قيمة ومعادلة مع مصدرها، مع تقرير التحقّق الذاتي.</w:t>
             </w:r>
           </w:p>
         </w:tc>
@@ -1039,7 +2054,12 @@
               <w:bidi/>
               <w:jc w:val="right"/>
             </w:pPr>
+            <w:r/>
             <w:r>
+              <w:rPr>
+                <w:b w:val="0"/>
+                <w:sz w:val="18"/>
+              </w:rPr>
               <w:t>لا</w:t>
             </w:r>
           </w:p>
@@ -1265,6 +2285,120 @@
     </w:p>
     <w:p>
       <w:pPr>
+        <w:spacing w:before="200" w:after="80"/>
+        <w:jc w:val="center"/>
+        <w:keepNext/>
+        <w:bidi w:val="1"/>
+      </w:pPr>
+      <w:r>
+        <w:drawing>
+          <wp:inline xmlns:a="http://schemas.openxmlformats.org/drawingml/2006/main" xmlns:pic="http://schemas.openxmlformats.org/drawingml/2006/picture">
+            <wp:extent cx="5486400" cy="4273403"/>
+            <wp:docPr id="4" name="Picture 4"/>
+            <wp:cNvGraphicFramePr>
+              <a:graphicFrameLocks noChangeAspect="1"/>
+            </wp:cNvGraphicFramePr>
+            <a:graphic>
+              <a:graphicData uri="http://schemas.openxmlformats.org/drawingml/2006/picture">
+                <pic:pic>
+                  <pic:nvPicPr>
+                    <pic:cNvPr id="0" name="sim_top.png"/>
+                    <pic:cNvPicPr/>
+                  </pic:nvPicPr>
+                  <pic:blipFill>
+                    <a:blip r:embed="rId12"/>
+                    <a:stretch>
+                      <a:fillRect/>
+                    </a:stretch>
+                  </pic:blipFill>
+                  <pic:spPr>
+                    <a:xfrm>
+                      <a:off x="0" y="0"/>
+                      <a:ext cx="5486400" cy="4273403"/>
+                    </a:xfrm>
+                    <a:prstGeom prst="rect"/>
+                  </pic:spPr>
+                </pic:pic>
+              </a:graphicData>
+            </a:graphic>
+          </wp:inline>
+        </w:drawing>
+      </w:r>
+    </w:p>
+    <w:p>
+      <w:pPr>
+        <w:spacing w:after="280"/>
+        <w:jc w:val="center"/>
+        <w:bidi w:val="1"/>
+      </w:pPr>
+      <w:r>
+        <w:rPr>
+          <w:i/>
+          <w:color w:val="444444"/>
+          <w:sz w:val="18"/>
+        </w:rPr>
+        <w:t>تبويب Simulator، النصف الأعلى: محدّد النطاق، ومنزلقات التصميم، وترويسة النتائج، والبطاقات المشتقّة الاثنتا عشرة. كل رقم يُحسب من جديد بمجرّد تحريك المنزلق — ما تحتاج تضغط شي.</w:t>
+      </w:r>
+    </w:p>
+    <w:p>
+      <w:pPr>
+        <w:spacing w:before="200" w:after="80"/>
+        <w:jc w:val="center"/>
+        <w:keepNext/>
+        <w:bidi w:val="1"/>
+      </w:pPr>
+      <w:r>
+        <w:drawing>
+          <wp:inline xmlns:a="http://schemas.openxmlformats.org/drawingml/2006/main" xmlns:pic="http://schemas.openxmlformats.org/drawingml/2006/picture">
+            <wp:extent cx="5486400" cy="4430737"/>
+            <wp:docPr id="5" name="Picture 5"/>
+            <wp:cNvGraphicFramePr>
+              <a:graphicFrameLocks noChangeAspect="1"/>
+            </wp:cNvGraphicFramePr>
+            <a:graphic>
+              <a:graphicData uri="http://schemas.openxmlformats.org/drawingml/2006/picture">
+                <pic:pic>
+                  <pic:nvPicPr>
+                    <pic:cNvPr id="0" name="sim_charts.png"/>
+                    <pic:cNvPicPr/>
+                  </pic:nvPicPr>
+                  <pic:blipFill>
+                    <a:blip r:embed="rId13"/>
+                    <a:stretch>
+                      <a:fillRect/>
+                    </a:stretch>
+                  </pic:blipFill>
+                  <pic:spPr>
+                    <a:xfrm>
+                      <a:off x="0" y="0"/>
+                      <a:ext cx="5486400" cy="4430737"/>
+                    </a:xfrm>
+                    <a:prstGeom prst="rect"/>
+                  </pic:spPr>
+                </pic:pic>
+              </a:graphicData>
+            </a:graphic>
+          </wp:inline>
+        </w:drawing>
+      </w:r>
+    </w:p>
+    <w:p>
+      <w:pPr>
+        <w:spacing w:after="280"/>
+        <w:jc w:val="center"/>
+        <w:bidi w:val="1"/>
+      </w:pPr>
+      <w:r>
+        <w:rPr>
+          <w:i/>
+          <w:color w:val="444444"/>
+          <w:sz w:val="18"/>
+        </w:rPr>
+        <w:t>تبويب Simulator، النصف الأسفل: التوهين عبر النطاق مقابل النحاس والألمنيوم الصلبين، ورسم مقارنة الموادّ. أربعة من محاوره الخمسة محسوبة من التشغيل الحالي؛ ومحور الاستدامة تقييم ثابت والرسم يقول ذلك صراحة.</w:t>
+      </w:r>
+    </w:p>
+    <w:p>
+      <w:pPr>
         <w:pStyle w:val="Heading3"/>
         <w:bidi/>
       </w:pPr>
@@ -1467,6 +2601,120 @@
     </w:p>
     <w:p>
       <w:pPr>
+        <w:spacing w:before="200" w:after="80"/>
+        <w:jc w:val="center"/>
+        <w:keepNext/>
+        <w:bidi w:val="1"/>
+      </w:pPr>
+      <w:r>
+        <w:drawing>
+          <wp:inline xmlns:a="http://schemas.openxmlformats.org/drawingml/2006/main" xmlns:pic="http://schemas.openxmlformats.org/drawingml/2006/picture">
+            <wp:extent cx="5486400" cy="5154120"/>
+            <wp:docPr id="6" name="Picture 6"/>
+            <wp:cNvGraphicFramePr>
+              <a:graphicFrameLocks noChangeAspect="1"/>
+            </wp:cNvGraphicFramePr>
+            <a:graphic>
+              <a:graphicData uri="http://schemas.openxmlformats.org/drawingml/2006/picture">
+                <pic:pic>
+                  <pic:nvPicPr>
+                    <pic:cNvPr id="0" name="fw_config.png"/>
+                    <pic:cNvPicPr/>
+                  </pic:nvPicPr>
+                  <pic:blipFill>
+                    <a:blip r:embed="rId14"/>
+                    <a:stretch>
+                      <a:fillRect/>
+                    </a:stretch>
+                  </pic:blipFill>
+                  <pic:spPr>
+                    <a:xfrm>
+                      <a:off x="0" y="0"/>
+                      <a:ext cx="5486400" cy="5154120"/>
+                    </a:xfrm>
+                    <a:prstGeom prst="rect"/>
+                  </pic:spPr>
+                </pic:pic>
+              </a:graphicData>
+            </a:graphic>
+          </wp:inline>
+        </w:drawing>
+      </w:r>
+    </w:p>
+    <w:p>
+      <w:pPr>
+        <w:spacing w:after="280"/>
+        <w:jc w:val="center"/>
+        <w:bidi w:val="1"/>
+      </w:pPr>
+      <w:r>
+        <w:rPr>
+          <w:i/>
+          <w:color w:val="444444"/>
+          <w:sz w:val="18"/>
+        </w:rPr>
+        <w:t>تبويب Full-wave: لوحة Configuration، ومُحدِّد المحاكاات بتحليلات openEMS الستة كلها، وصورة المجال من التشغيل المنتهي. حجم الشبكة والذاكرة المتوقّعة تظهر قبل أن تضغط Run.</w:t>
+      </w:r>
+    </w:p>
+    <w:p>
+      <w:pPr>
+        <w:spacing w:before="200" w:after="80"/>
+        <w:jc w:val="center"/>
+        <w:keepNext/>
+        <w:bidi w:val="1"/>
+      </w:pPr>
+      <w:r>
+        <w:drawing>
+          <wp:inline xmlns:a="http://schemas.openxmlformats.org/drawingml/2006/main" xmlns:pic="http://schemas.openxmlformats.org/drawingml/2006/picture">
+            <wp:extent cx="5486400" cy="1351776"/>
+            <wp:docPr id="7" name="Picture 7"/>
+            <wp:cNvGraphicFramePr>
+              <a:graphicFrameLocks noChangeAspect="1"/>
+            </wp:cNvGraphicFramePr>
+            <a:graphic>
+              <a:graphicData uri="http://schemas.openxmlformats.org/drawingml/2006/picture">
+                <pic:pic>
+                  <pic:nvPicPr>
+                    <pic:cNvPr id="0" name="fw_overlay.png"/>
+                    <pic:cNvPicPr/>
+                  </pic:nvPicPr>
+                  <pic:blipFill>
+                    <a:blip r:embed="rId15"/>
+                    <a:stretch>
+                      <a:fillRect/>
+                    </a:stretch>
+                  </pic:blipFill>
+                  <pic:spPr>
+                    <a:xfrm>
+                      <a:off x="0" y="0"/>
+                      <a:ext cx="5486400" cy="1351776"/>
+                    </a:xfrm>
+                    <a:prstGeom prst="rect"/>
+                  </pic:spPr>
+                </pic:pic>
+              </a:graphicData>
+            </a:graphic>
+          </wp:inline>
+        </w:drawing>
+      </w:r>
+    </w:p>
+    <w:p>
+      <w:pPr>
+        <w:spacing w:after="280"/>
+        <w:jc w:val="center"/>
+        <w:bidi w:val="1"/>
+      </w:pPr>
+      <w:r>
+        <w:rPr>
+          <w:i/>
+          <w:color w:val="444444"/>
+          <w:sz w:val="18"/>
+        </w:rPr>
+        <w:t>فقد الإدخال (insertion loss) بعد تشغيل كامل الموجة. المنقّط هو نموذج الأداة السريع، والمتّصل هو معاملات S من openEMS المحمّلة تلقائياً من التشغيل. يُرسمان دائماً معاً حتى ترى التوافق بنفسك لا أن تُخبَر به.</w:t>
+      </w:r>
+    </w:p>
+    <w:p>
+      <w:pPr>
         <w:pStyle w:val="Heading3"/>
         <w:bidi/>
       </w:pPr>
@@ -2565,6 +3813,63 @@
       </w:pPr>
       <w:r>
         <w:t>التصميم العكسي وأمثليّة Pareto؛ وملاءمة القياس العكسية؛ وتقدير عدم اليقين (لماذا رقم واحد دقّة زائفة، وكيف يحوّل تمرير Monte-Carlo كل نتيجة إلى توزيع بفترة ثقة).</w:t>
+      </w:r>
+    </w:p>
+    <w:p>
+      <w:pPr>
+        <w:spacing w:before="200" w:after="80"/>
+        <w:jc w:val="center"/>
+        <w:keepNext/>
+        <w:bidi w:val="1"/>
+      </w:pPr>
+      <w:r>
+        <w:drawing>
+          <wp:inline xmlns:a="http://schemas.openxmlformats.org/drawingml/2006/main" xmlns:pic="http://schemas.openxmlformats.org/drawingml/2006/picture">
+            <wp:extent cx="5486400" cy="5193623"/>
+            <wp:docPr id="8" name="Picture 8"/>
+            <wp:cNvGraphicFramePr>
+              <a:graphicFrameLocks noChangeAspect="1"/>
+            </wp:cNvGraphicFramePr>
+            <a:graphic>
+              <a:graphicData uri="http://schemas.openxmlformats.org/drawingml/2006/picture">
+                <pic:pic>
+                  <pic:nvPicPr>
+                    <pic:cNvPr id="0" name="physics.png"/>
+                    <pic:cNvPicPr/>
+                  </pic:nvPicPr>
+                  <pic:blipFill>
+                    <a:blip r:embed="rId16"/>
+                    <a:stretch>
+                      <a:fillRect/>
+                    </a:stretch>
+                  </pic:blipFill>
+                  <pic:spPr>
+                    <a:xfrm>
+                      <a:off x="0" y="0"/>
+                      <a:ext cx="5486400" cy="5193623"/>
+                    </a:xfrm>
+                    <a:prstGeom prst="rect"/>
+                  </pic:spPr>
+                </pic:pic>
+              </a:graphicData>
+            </a:graphic>
+          </wp:inline>
+        </w:drawing>
+      </w:r>
+    </w:p>
+    <w:p>
+      <w:pPr>
+        <w:spacing w:after="280"/>
+        <w:jc w:val="center"/>
+        <w:bidi w:val="1"/>
+      </w:pPr>
+      <w:r>
+        <w:rPr>
+          <w:i/>
+          <w:color w:val="444444"/>
+          <w:sz w:val="18"/>
+        </w:rPr>
+        <w:t>تبويب The physics: عشرون قسماً من الاشتقاق، كل معادلة تحمل رقم المرجع الذي جاءت منه، مع فهرس محتويات في الأعلى وزر Print / Save as PDF.</w:t>
       </w:r>
     </w:p>
     <w:p>
@@ -4217,13 +5522,13 @@
         <w:pStyle w:val="Heading2"/>
       </w:pPr>
       <w:r>
-        <w:t>Run comparison — مقارنة التشغيلات</w:t>
+        <w:t>Run comparison — مقارنة التشغيلات (استُبدل في الإصدار 3.8 بمكتبة المواد)</w:t>
       </w:r>
     </w:p>
     <w:p>
       <w:pPr/>
       <w:r>
-        <w:t>اضغط «📌 Pin this run» فتُرسم منحنيات كل تشغيل مثبّت فوق بعضها مع جدول — أسرع طريقة لمقارنة المواد والسماكات. تُحفظ التثبيتات في المتصفّح؛ صدّر CSV أو امسح وقت ما تريد.</w:t>
+        <w:t>هذا التبويب ما صار موجوداً في البرنامج: التثبيت انتقل إلى تبويب فقد الانعكاس، والموادّ المثبَّتة تُقارَن الآن في تبويب Material library الموصوف أدناه، وهو نفسه الذي يغذّي طلاءات الأجزاء في CAD-RCS. وكان يفعل ما يلي: اضغط «📌 Pin this run» فتُرسم منحنيات كل تشغيل مثبّت فوق بعضها مع جدول — أسرع طريقة لمقارنة المواد والسماكات. تُحفظ التثبيتات في المتصفّح؛ صدّر CSV أو امسح وقت ما تريد.</w:t>
       </w:r>
     </w:p>
     <w:p>
@@ -4290,6 +5595,120 @@
       <w:pPr/>
       <w:r>
         <w:t>تبويب المسح البارامتري (قائمة RCS). لتشغيل حسابات كثيرة دفعة وحدة — أداة العمل الأساسية للورقة البحثية. اختر فضاء تصميم (أعطِ ε′, ε″, μ′, μ″ والسماكة لكلٍّ قيمة صغرى وكبرى وعدد خطوات) أو مادة مقاسة (تمسح سماكتها فقط)، وحدّد نطاق تردد، فتحسب الأداة خسارة الانعكاس لكل توليفة — آلاف بثوانٍ، لأنها الصيغة المغلقة وليست حلاً بالمجال الكامل. ثم ترتّب كل التوليفات حسب قوة الامتصاص (أعمق خسارة انعكاس، أو أوسع نطاق −10 dB، أو أفضل خسارة عند تردد هدف)، وتعرض أفضل تصميم وجدول بأعلى 50، وتصدّر كامل النتائج CSV. هذا يختلف عن تبويب Batch sweeps عبر openEMS الذي يشغّل حلاً واحداً بطيئاً لكل نقطة ويُستخدم فقط للتحقق من قائمة قصيرة.</w:t>
+      </w:r>
+    </w:p>
+    <w:p>
+      <w:pPr>
+        <w:spacing w:before="200" w:after="80"/>
+        <w:jc w:val="center"/>
+        <w:keepNext/>
+        <w:bidi w:val="1"/>
+      </w:pPr>
+      <w:r>
+        <w:drawing>
+          <wp:inline xmlns:a="http://schemas.openxmlformats.org/drawingml/2006/main" xmlns:pic="http://schemas.openxmlformats.org/drawingml/2006/picture">
+            <wp:extent cx="5486400" cy="6727667"/>
+            <wp:docPr id="9" name="Picture 9"/>
+            <wp:cNvGraphicFramePr>
+              <a:graphicFrameLocks noChangeAspect="1"/>
+            </wp:cNvGraphicFramePr>
+            <a:graphic>
+              <a:graphicData uri="http://schemas.openxmlformats.org/drawingml/2006/picture">
+                <pic:pic>
+                  <pic:nvPicPr>
+                    <pic:cNvPr id="0" name="rl_top.png"/>
+                    <pic:cNvPicPr/>
+                  </pic:nvPicPr>
+                  <pic:blipFill>
+                    <a:blip r:embed="rId17"/>
+                    <a:stretch>
+                      <a:fillRect/>
+                    </a:stretch>
+                  </pic:blipFill>
+                  <pic:spPr>
+                    <a:xfrm>
+                      <a:off x="0" y="0"/>
+                      <a:ext cx="5486400" cy="6727667"/>
+                    </a:xfrm>
+                    <a:prstGeom prst="rect"/>
+                  </pic:spPr>
+                </pic:pic>
+              </a:graphicData>
+            </a:graphic>
+          </wp:inline>
+        </w:drawing>
+      </w:r>
+    </w:p>
+    <w:p>
+      <w:pPr>
+        <w:spacing w:after="280"/>
+        <w:jc w:val="center"/>
+        <w:bidi w:val="1"/>
+      </w:pPr>
+      <w:r>
+        <w:rPr>
+          <w:i/>
+          <w:color w:val="444444"/>
+          <w:sz w:val="18"/>
+        </w:rPr>
+        <w:t>تبويب فقد الانعكاس بعد تحميل ملف مخبري: الترويسة (أعمق امتصاص، وتردّد المطابقة، والسماكة، والعرض الفعّال)، ومنحنى لكل سماكة، والجدول الكامل تردّد × سماكة — السماكة المقيسة بالأزرق والمثالية المحسوبة بالأخضر.</w:t>
+      </w:r>
+    </w:p>
+    <w:p>
+      <w:pPr>
+        <w:spacing w:before="200" w:after="80"/>
+        <w:jc w:val="center"/>
+        <w:keepNext/>
+        <w:bidi w:val="1"/>
+      </w:pPr>
+      <w:r>
+        <w:drawing>
+          <wp:inline xmlns:a="http://schemas.openxmlformats.org/drawingml/2006/main" xmlns:pic="http://schemas.openxmlformats.org/drawingml/2006/picture">
+            <wp:extent cx="5486400" cy="2557010"/>
+            <wp:docPr id="10" name="Picture 10"/>
+            <wp:cNvGraphicFramePr>
+              <a:graphicFrameLocks noChangeAspect="1"/>
+            </wp:cNvGraphicFramePr>
+            <a:graphic>
+              <a:graphicData uri="http://schemas.openxmlformats.org/drawingml/2006/picture">
+                <pic:pic>
+                  <pic:nvPicPr>
+                    <pic:cNvPr id="0" name="rl_map.png"/>
+                    <pic:cNvPicPr/>
+                  </pic:nvPicPr>
+                  <pic:blipFill>
+                    <a:blip r:embed="rId18"/>
+                    <a:stretch>
+                      <a:fillRect/>
+                    </a:stretch>
+                  </pic:blipFill>
+                  <pic:spPr>
+                    <a:xfrm>
+                      <a:off x="0" y="0"/>
+                      <a:ext cx="5486400" cy="2557010"/>
+                    </a:xfrm>
+                    <a:prstGeom prst="rect"/>
+                  </pic:spPr>
+                </pic:pic>
+              </a:graphicData>
+            </a:graphic>
+          </wp:inline>
+        </w:drawing>
+      </w:r>
+    </w:p>
+    <w:p>
+      <w:pPr>
+        <w:spacing w:after="280"/>
+        <w:jc w:val="center"/>
+        <w:bidi w:val="1"/>
+      </w:pPr>
+      <w:r>
+        <w:rPr>
+          <w:i/>
+          <w:color w:val="444444"/>
+          <w:sz w:val="18"/>
+        </w:rPr>
+        <w:t>خريطة السماكة × التردّد. اللون هو فقد الانعكاس والحزمة الدافئة هي نطاق الامتصاص؛ والخط الأبيض المنقّط هو تنبؤ ربع الطول الموجي المستقل، وينزل على الحزمة دون أن يُلائَم عليها. تقدر تقرأ أفضل سماكة من الصورة مباشرة.</w:t>
       </w:r>
     </w:p>
     <w:p>
@@ -4360,6 +5779,120 @@
     </w:p>
     <w:p>
       <w:pPr>
+        <w:spacing w:before="200" w:after="80"/>
+        <w:jc w:val="center"/>
+        <w:keepNext/>
+        <w:bidi w:val="1"/>
+      </w:pPr>
+      <w:r>
+        <w:drawing>
+          <wp:inline xmlns:a="http://schemas.openxmlformats.org/drawingml/2006/main" xmlns:pic="http://schemas.openxmlformats.org/drawingml/2006/picture">
+            <wp:extent cx="5486400" cy="3493363"/>
+            <wp:docPr id="11" name="Picture 11"/>
+            <wp:cNvGraphicFramePr>
+              <a:graphicFrameLocks noChangeAspect="1"/>
+            </wp:cNvGraphicFramePr>
+            <a:graphic>
+              <a:graphicData uri="http://schemas.openxmlformats.org/drawingml/2006/picture">
+                <pic:pic>
+                  <pic:nvPicPr>
+                    <pic:cNvPr id="0" name="cad_parts.png"/>
+                    <pic:cNvPicPr/>
+                  </pic:nvPicPr>
+                  <pic:blipFill>
+                    <a:blip r:embed="rId19"/>
+                    <a:stretch>
+                      <a:fillRect/>
+                    </a:stretch>
+                  </pic:blipFill>
+                  <pic:spPr>
+                    <a:xfrm>
+                      <a:off x="0" y="0"/>
+                      <a:ext cx="5486400" cy="3493363"/>
+                    </a:xfrm>
+                    <a:prstGeom prst="rect"/>
+                  </pic:spPr>
+                </pic:pic>
+              </a:graphicData>
+            </a:graphic>
+          </wp:inline>
+        </w:drawing>
+      </w:r>
+    </w:p>
+    <w:p>
+      <w:pPr>
+        <w:spacing w:after="280"/>
+        <w:jc w:val="center"/>
+        <w:bidi w:val="1"/>
+      </w:pPr>
+      <w:r>
+        <w:rPr>
+          <w:i/>
+          <w:color w:val="444444"/>
+          <w:sz w:val="18"/>
+        </w:rPr>
+        <w:t>تبويب CAD-RCS، القسم 3: كل جزء من الموديل المرفوع مُدرَج بأبعاده، ومُسنَدة إليه مادة — معدن عارٍ، أو طلاء مثبَّت من مكتبة الموادّ، أو قيم تكتبها لمرة واحدة.</w:t>
+      </w:r>
+    </w:p>
+    <w:p>
+      <w:pPr>
+        <w:spacing w:before="200" w:after="80"/>
+        <w:jc w:val="center"/>
+        <w:keepNext/>
+        <w:bidi w:val="1"/>
+      </w:pPr>
+      <w:r>
+        <w:drawing>
+          <wp:inline xmlns:a="http://schemas.openxmlformats.org/drawingml/2006/main" xmlns:pic="http://schemas.openxmlformats.org/drawingml/2006/picture">
+            <wp:extent cx="5486400" cy="4354497"/>
+            <wp:docPr id="12" name="Picture 12"/>
+            <wp:cNvGraphicFramePr>
+              <a:graphicFrameLocks noChangeAspect="1"/>
+            </wp:cNvGraphicFramePr>
+            <a:graphic>
+              <a:graphicData uri="http://schemas.openxmlformats.org/drawingml/2006/picture">
+                <pic:pic>
+                  <pic:nvPicPr>
+                    <pic:cNvPr id="0" name="cad_result.png"/>
+                    <pic:cNvPicPr/>
+                  </pic:nvPicPr>
+                  <pic:blipFill>
+                    <a:blip r:embed="rId20"/>
+                    <a:stretch>
+                      <a:fillRect/>
+                    </a:stretch>
+                  </pic:blipFill>
+                  <pic:spPr>
+                    <a:xfrm>
+                      <a:off x="0" y="0"/>
+                      <a:ext cx="5486400" cy="4354497"/>
+                    </a:xfrm>
+                    <a:prstGeom prst="rect"/>
+                  </pic:spPr>
+                </pic:pic>
+              </a:graphicData>
+            </a:graphic>
+          </wp:inline>
+        </w:drawing>
+      </w:r>
+    </w:p>
+    <w:p>
+      <w:pPr>
+        <w:spacing w:after="280"/>
+        <w:jc w:val="center"/>
+        <w:bidi w:val="1"/>
+      </w:pPr>
+      <w:r>
+        <w:rPr>
+          <w:i/>
+          <w:color w:val="444444"/>
+          <w:sz w:val="18"/>
+        </w:rPr>
+        <w:t>نتيجة CAD-RCS: أعلى ارتجاع عارياً ومطلياً، ومقدار التخفيض بينهما، وخريطة الحرارة لكل مثلّث عند زاوية النظر الحالية (الساطع يعني أن هذا المثلّث يعيد الصدى)، ولوحة الحجم الظاهري تحتها.</w:t>
+      </w:r>
+    </w:p>
+    <w:p>
+      <w:pPr>
         <w:pStyle w:val="Heading1"/>
         <w:jc w:val="right"/>
         <w:bidi w:val="1"/>
@@ -4560,6 +6093,63 @@
     </w:p>
     <w:p>
       <w:pPr>
+        <w:spacing w:before="200" w:after="80"/>
+        <w:jc w:val="center"/>
+        <w:keepNext/>
+        <w:bidi w:val="1"/>
+      </w:pPr>
+      <w:r>
+        <w:drawing>
+          <wp:inline xmlns:a="http://schemas.openxmlformats.org/drawingml/2006/main" xmlns:pic="http://schemas.openxmlformats.org/drawingml/2006/picture">
+            <wp:extent cx="5486400" cy="3923441"/>
+            <wp:docPr id="13" name="Picture 13"/>
+            <wp:cNvGraphicFramePr>
+              <a:graphicFrameLocks noChangeAspect="1"/>
+            </wp:cNvGraphicFramePr>
+            <a:graphic>
+              <a:graphicData uri="http://schemas.openxmlformats.org/drawingml/2006/picture">
+                <pic:pic>
+                  <pic:nvPicPr>
+                    <pic:cNvPr id="0" name="shape.png"/>
+                    <pic:cNvPicPr/>
+                  </pic:nvPicPr>
+                  <pic:blipFill>
+                    <a:blip r:embed="rId21"/>
+                    <a:stretch>
+                      <a:fillRect/>
+                    </a:stretch>
+                  </pic:blipFill>
+                  <pic:spPr>
+                    <a:xfrm>
+                      <a:off x="0" y="0"/>
+                      <a:ext cx="5486400" cy="3923441"/>
+                    </a:xfrm>
+                    <a:prstGeom prst="rect"/>
+                  </pic:spPr>
+                </pic:pic>
+              </a:graphicData>
+            </a:graphic>
+          </wp:inline>
+        </w:drawing>
+      </w:r>
+    </w:p>
+    <w:p>
+      <w:pPr>
+        <w:spacing w:after="280"/>
+        <w:jc w:val="center"/>
+        <w:bidi w:val="1"/>
+      </w:pPr>
+      <w:r>
+        <w:rPr>
+          <w:i/>
+          <w:color w:val="444444"/>
+          <w:sz w:val="18"/>
+        </w:rPr>
+        <w:t>تحسين الشكل بعد البحث: الوصفة التي وجدها، ومتوسّط القطاع قبل وبعد، وفي سطر الحالة عدد المرشّحين المستبعدين كهندسة غير صالحة. وتُذكَر تكلفة الهندسة مع النتيجة: الطول محفوظ، وأقصى قطر، والحجم المحصور.</w:t>
+      </w:r>
+    </w:p>
+    <w:p>
+      <w:pPr>
         <w:jc w:val="right"/>
         <w:bidi w:val="1"/>
       </w:pPr>
@@ -4611,7 +6201,7 @@
       <w:r>
         <w:drawing>
           <wp:inline xmlns:a="http://schemas.openxmlformats.org/drawingml/2006/main" xmlns:pic="http://schemas.openxmlformats.org/drawingml/2006/picture">
-            <wp:extent cx="5760720" cy="1911512"/>
+            <wp:extent cx="5486400" cy="1820487"/>
             <wp:docPr id="1" name="Picture 1"/>
             <wp:cNvGraphicFramePr>
               <a:graphicFrameLocks noChangeAspect="1"/>
@@ -4632,7 +6222,7 @@
                   <pic:spPr>
                     <a:xfrm>
                       <a:off x="0" y="0"/>
-                      <a:ext cx="5760720" cy="1911512"/>
+                      <a:ext cx="5486400" cy="1820487"/>
                     </a:xfrm>
                     <a:prstGeom prst="rect"/>
                   </pic:spPr>
